--- a/source/fr/1-level-zero.docx
+++ b/source/fr/1-level-zero.docx
@@ -195,10 +195,10 @@
           <w:i/>
           <w:iCs/>
         </w:rPr>
-        <w:t xml:space="preserve">Manuel_Claude_Niveau_Un_v2.1.docx</w:t>
-      </w:r>
-      <w:r>
-        <w:t xml:space="preserve"> dans le même dossier Manuals — vous emmène plus loin : le vrai prompting, Projects, connectors, un premier pas dans Code et Git, et votre premier agent.</w:t>
+        <w:t xml:space="preserve">le Niveau Un</w:t>
+      </w:r>
+      <w:r>
+        <w:t xml:space="preserve">, dans la même collection — vous emmène plus loin : le vrai prompting, Projects, connectors, un premier pas dans Code et Git, et votre premier agent.</w:t>
       </w:r>
     </w:p>
     <w:p>
@@ -3288,7 +3288,7 @@
               <w:spacing w:after="88" w:line="256"/>
             </w:pPr>
             <w:r>
-              <w:t xml:space="preserve">Ce n'est pas parce qu'une chose est écrite qu'elle est correcte — cela vaut pour les notes, les pages web, et tout ce que Claude produit. Vérifiez toujours les affirmations importantes auprès d'une source fiable ou des Manuels Claude. Ce manuel a été vérifié ainsi.</w:t>
+              <w:t xml:space="preserve">Ce n'est pas parce qu'une chose est écrite qu'elle est correcte — cela vaut pour les notes, les pages web, et tout ce que Claude produit. Vérifiez toujours les affirmations importantes auprès d'une source fiable, comme les pages d'aide officielles d'Anthropic. Ce manuel a été vérifié ainsi.</w:t>
             </w:r>
           </w:p>
         </w:tc>
@@ -8299,7 +8299,7 @@
         <w:spacing w:after="88" w:line="256"/>
       </w:pPr>
       <w:r>
-        <w:t xml:space="preserve">Si vous préférez regarder, ces vidéos pour débutants (dans le dossier YouTube_Videos, avec transcriptions) sont une bonne étape. Elles sont en anglais, là où il y a le plus d'information.</w:t>
+        <w:t xml:space="preserve">Si vous préférez regarder, ces vidéos pour débutants (cherchez les titres sur YouTube) sont une bonne étape. Elles sont en anglais, là où il y a le plus d'information.</w:t>
       </w:r>
     </w:p>
     <w:p>

--- a/source/fr/1-level-zero.docx
+++ b/source/fr/1-level-zero.docx
@@ -151,7 +151,7 @@
           <w:sz w:val="20"/>
           <w:szCs w:val="20"/>
         </w:rPr>
-        <w:t xml:space="preserve">Version 3.2 — Août 2026</w:t>
+        <w:t xml:space="preserve">Version 3.3 — Septembre 2026</w:t>
       </w:r>
     </w:p>
     <w:p>
@@ -178,6 +178,33 @@
       </w:pPr>
       <w:r>
         <w:t xml:space="preserve">Ceci est le livre pour débutants. Il suppose que vous n'avez jamais utilisé Claude pour du vrai travail et part de zéro. Lisez-le dans l'ordre la première fois, puis gardez-le ouvert comme référence.</w:t>
+      </w:r>
+    </w:p>
+    <w:p>
+      <w:pPr>
+        <w:keepLines/>
+        <w:widowControl/>
+        <w:spacing w:after="100" w:line="262"/>
+      </w:pPr>
+      <w:r>
+        <w:rPr>
+          <w:b/>
+          <w:bCs/>
+        </w:rPr>
+        <w:t xml:space="preserve">Vous n'avez jamais utilisé d'IA ?</w:t>
+      </w:r>
+      <w:r>
+        <w:t xml:space="preserve"> Lisez d'abord le guide de deux pages </w:t>
+      </w:r>
+      <w:r>
+        <w:rPr>
+          <w:b/>
+          <w:bCs/>
+        </w:rPr>
+        <w:t xml:space="preserve">Commencez ici</w:t>
+      </w:r>
+      <w:r>
+        <w:t xml:space="preserve">. Il vous donne un premier résultat avec le forfait gratuit, en dix minutes.</w:t>
       </w:r>
     </w:p>
     <w:p>
@@ -422,7 +449,7 @@
                 <w:sz w:val="22"/>
                 <w:szCs w:val="22"/>
               </w:rPr>
-              <w:t xml:space="preserve">Nouveautés de la version 3.2</w:t>
+              <w:t xml:space="preserve">Nouveautés de la version 3.3</w:t>
             </w:r>
           </w:p>
           <w:p>
@@ -433,7 +460,7 @@
               <w:spacing w:after="88" w:line="256"/>
             </w:pPr>
             <w:r>
-              <w:t xml:space="preserve">Ajouts : choisir un e-mail de connexion que vous gardez ; importer votre mémoire depuis une autre IA ; « Record a skill » dans Cowork ; et Claude Design (traité dans le Niveau Un). Mises à jour : le nouvel accueil unique et où vivent désormais les Projects, plus un rappel que les modèles et les écrans changent vite.</w:t>
+              <w:t xml:space="preserve">Ajouts : un guide « Commencez ici » de deux pages pour les vrais débutants ; une voie pour le forfait gratuit au chapitre 1 ; une courte explication de chaque mot technique à sa première apparition ; un glossaire classé par thème. Mises à jour : les règles tirées de mon expérience sont désormais présentées comme telles, pas comme des faits.</w:t>
             </w:r>
           </w:p>
         </w:tc>
@@ -530,6 +557,7 @@
         <w:pStyle w:val="Heading1"/>
         <w:keepNext/>
         <w:keepLines/>
+        <w:outlineLvl w:val="9"/>
       </w:pPr>
       <w:r>
         <w:t xml:space="preserve">Table des matières</w:t>
@@ -548,7 +576,13 @@
           </w:r>
         </w:p>
         <w:p>
+          <w:pPr>
+            <w:spacing w:before="0" w:after="0" w:line="20" w:lineRule="exact"/>
+          </w:pPr>
           <w:r>
+            <w:rPr>
+              <w:sz w:val="2"/>
+            </w:rPr>
             <w:fldChar w:fldCharType="end"/>
           </w:r>
         </w:p>
@@ -574,6 +608,105 @@
       <w:r>
         <w:t xml:space="preserve">Vous comprendrez Claude bien plus vite après lui avoir fait faire une vraie chose. Alors avant toute théorie, faites ceci. Environ dix minutes, et un document fini à garder.</w:t>
       </w:r>
+    </w:p>
+    <w:tbl>
+      <w:tblPr>
+        <w:tblW w:type="dxa" w:w="9026"/>
+      </w:tblPr>
+      <w:tblGrid>
+        <w:gridCol w:w="9026"/>
+      </w:tblGrid>
+      <w:tr>
+        <w:trPr>
+          <w:cantSplit/>
+        </w:trPr>
+        <w:tc>
+          <w:tcPr>
+            <w:tcW w:type="dxa" w:w="9026"/>
+            <w:tcBorders>
+              <w:top w:val="single" w:color="B7892B" w:sz="2"/>
+              <w:left w:val="single" w:color="B7892B" w:sz="18"/>
+              <w:bottom w:val="single" w:color="B7892B" w:sz="2"/>
+              <w:right w:val="single" w:color="B7892B" w:sz="2"/>
+            </w:tcBorders>
+            <w:shd w:fill="FFF6E0" w:val="clear"/>
+            <w:tcMar>
+              <w:top w:type="dxa" w:w="120"/>
+              <w:left w:type="dxa" w:w="200"/>
+              <w:bottom w:type="dxa" w:w="120"/>
+              <w:right w:type="dxa" w:w="160"/>
+            </w:tcMar>
+          </w:tcPr>
+          <w:p>
+            <w:pPr>
+              <w:keepNext/>
+              <w:spacing w:after="60"/>
+            </w:pPr>
+            <w:r>
+              <w:rPr>
+                <w:b/>
+                <w:bCs/>
+                <w:color w:val="B7892B"/>
+                <w:sz w:val="22"/>
+                <w:szCs w:val="22"/>
+              </w:rPr>
+              <w:t xml:space="preserve">Forfait gratuit ? Faites plutôt ceci</w:t>
+            </w:r>
+          </w:p>
+          <w:p>
+            <w:pPr>
+              <w:keepLines/>
+              <w:widowControl/>
+              <w:spacing w:after="60" w:line="262"/>
+            </w:pPr>
+            <w:r>
+              <w:t xml:space="preserve">Cowork nécessite un forfait payant. Avec le forfait gratuit, ouvrez </w:t>
+            </w:r>
+            <w:r>
+              <w:rPr>
+                <w:b/>
+                <w:bCs/>
+              </w:rPr>
+              <w:t xml:space="preserve">claude.ai</w:t>
+            </w:r>
+            <w:r>
+              <w:t xml:space="preserve"> et démarrez une conversation.</w:t>
+            </w:r>
+          </w:p>
+          <w:p>
+            <w:pPr>
+              <w:keepLines/>
+              <w:widowControl/>
+              <w:spacing w:after="60" w:line="262"/>
+            </w:pPr>
+            <w:r>
+              <w:t xml:space="preserve">Collez le texte d'un court document et tapez : </w:t>
+            </w:r>
+            <w:r>
+              <w:rPr>
+                <w:b/>
+                <w:bCs/>
+              </w:rPr>
+              <w:t xml:space="preserve">« Résume ceci en une page, puis donne-moi trois points clés. »</w:t>
+            </w:r>
+          </w:p>
+          <w:p>
+            <w:pPr>
+              <w:keepLines/>
+              <w:widowControl/>
+              <w:spacing w:after="60" w:line="262"/>
+            </w:pPr>
+            <w:r>
+              <w:t xml:space="preserve">Puis affinez, exactement comme à l'étape 6. Revenez à Cowork quand vous passez à un forfait payant.</w:t>
+            </w:r>
+          </w:p>
+        </w:tc>
+      </w:tr>
+    </w:tbl>
+    <w:p>
+      <w:pPr>
+        <w:spacing w:after="80" w:line="120" w:lineRule="exact"/>
+      </w:pPr>
     </w:p>
     <w:p>
       <w:pPr>
@@ -618,7 +751,7 @@
         <w:t xml:space="preserve">Réglez le moteur. </w:t>
       </w:r>
       <w:r>
-        <w:t xml:space="preserve">Choisissez le modèle Opus, et activez Extended Thinking et Web Search.</w:t>
+        <w:t xml:space="preserve">Choisissez le modèle Opus (le plus performant), et activez Extended Thinking (Claude réfléchit avant de répondre) et Web Search (il vérifie les faits en ligne).</w:t>
       </w:r>
     </w:p>
     <w:p>
@@ -638,7 +771,7 @@
           <w:b/>
           <w:bCs/>
         </w:rPr>
-        <w:t xml:space="preserve">Ouvrez Cowork et pointez-le vers un dossier </w:t>
+        <w:t xml:space="preserve">Ouvrez Cowork (Claude qui travaille sur les fichiers d'un dossier) et pointez-le vers un dossier </w:t>
       </w:r>
       <w:r>
         <w:t xml:space="preserve">contenant un document que vous connaissez — un PDF ou un fichier Word.</w:t>
@@ -2399,7 +2532,7 @@
               <w:spacing w:after="88" w:line="256"/>
             </w:pPr>
             <w:r>
-              <w:t xml:space="preserve">Les modèles les plus capables (Opus et Sonnet) tiennent environ 1 000 000 de tokens d'un coup — très approximativement 750 000 mots, un token valant environ trois quarts d'un mot ; le petit rapide (Haiku) en tient environ 200 000. C'est énorme — mais, comme l'explique le chapitre 12, plus plein n'est pas toujours mieux.</w:t>
+              <w:t xml:space="preserve">Les modèles les plus capables (Opus et Sonnet) tiennent environ 1 000 000 de tokens d'un coup (c'est ce qu'on appelle la fenêtre de contexte) — très approximativement 750 000 mots, un token valant environ trois quarts d'un mot ; le petit rapide (Haiku) en tient environ 200 000. C'est énorme — mais, comme l'explique le chapitre 12, plus plein n'est pas toujours mieux.</w:t>
             </w:r>
           </w:p>
         </w:tc>
@@ -2552,7 +2685,7 @@
               <w:spacing w:after="88" w:line="256"/>
             </w:pPr>
             <w:r>
-              <w:t xml:space="preserve">Opus + Extended Thinking + Web Search activés : c'est ce qui sépare les excellents résultats du reste. Gratuit, une minute.</w:t>
+              <w:t xml:space="preserve">D'après mon expérience, Opus + Extended Thinking + Web Search activés font la plus grande différence sur vos résultats. Une minute à régler.</w:t>
             </w:r>
           </w:p>
         </w:tc>
@@ -2924,7 +3057,7 @@
         <w:spacing w:after="88" w:line="256"/>
       </w:pPr>
       <w:r>
-        <w:t xml:space="preserve">Sentez le côté « agent » : </w:t>
+        <w:t xml:space="preserve">Sentez le côté « agent » (Claude qui agit seul, étape par étape) : </w:t>
       </w:r>
       <w:r>
         <w:rPr>
@@ -4000,7 +4133,7 @@
         <w:t xml:space="preserve">un fichier n'existe vraiment pour vous qu'une fois enregistré dans le dossier que vous avez choisi.</w:t>
       </w:r>
       <w:r>
-        <w:t xml:space="preserve"> Si Claude dit avoir créé quelque chose que vous ne trouvez pas, c'est presque toujours qu'il est encore dans le scratchpad ou le sandbox.</w:t>
+        <w:t xml:space="preserve"> Si Claude dit avoir créé quelque chose que vous ne trouvez pas, c'est presque toujours qu'il est encore dans le scratchpad (la zone de brouillon privée de Claude) ou le sandbox (un ordinateur temporaire et isolé où Claude travaille).</w:t>
       </w:r>
     </w:p>
     <w:p>
@@ -5006,7 +5139,7 @@
         <w:spacing w:after="88" w:line="256"/>
       </w:pPr>
       <w:r>
-        <w:t xml:space="preserve">Quand Claude doit exécuter quelque chose — convertir un fichier, calculer, construire un tableur — il le fait dans un sandbox : un petit ordinateur Linux isolé qui démarre juste pour votre session.</w:t>
+        <w:t xml:space="preserve">Quand Claude doit exécuter quelque chose — convertir un fichier, calculer, construire un tableur — il le fait dans un sandbox : un petit ordinateur Linux isolé (Linux est un système d'exploitation, comme Windows) qui démarre juste pour votre session.</w:t>
       </w:r>
     </w:p>
     <w:p>
@@ -5133,7 +5266,7 @@
         <w:t xml:space="preserve">Un vrai ordinateur. </w:t>
       </w:r>
       <w:r>
-        <w:t xml:space="preserve">Python, Node et les outils courants : Claude construit et teste vraiment.</w:t>
+        <w:t xml:space="preserve">Python et Node (des langages de programmation) et les outils courants : Claude construit et teste vraiment.</w:t>
       </w:r>
     </w:p>
     <w:p>
@@ -5144,7 +5277,7 @@
         <w:spacing w:after="88" w:line="256"/>
       </w:pPr>
       <w:r>
-        <w:t xml:space="preserve">Votre « périmètre de sécurité » est simplement la somme des accès accordés — le dossier connecté, les connectors activés, l'autorisation de computer use. Gardez chacun aussi petit que la tâche l'exige.</w:t>
+        <w:t xml:space="preserve">Votre « périmètre de sécurité » est simplement la somme des accès accordés — le dossier connecté, les connectors activés, l'autorisation de computer use (Claude qui déplace votre souris et tape sur votre écran). Gardez chacun aussi petit que la tâche l'exige.</w:t>
       </w:r>
     </w:p>
     <w:tbl>
@@ -5330,7 +5463,7 @@
         <w:spacing w:after="40" w:line="252"/>
       </w:pPr>
       <w:r>
-        <w:t xml:space="preserve">Un convertisseur de format (Markdown vers Word) laisse parfois tomber la fin.</w:t>
+        <w:t xml:space="preserve">Un convertisseur de format (Markdown, un format texte simple avec une mise en forme légère, vers Word) laisse parfois tomber la fin.</w:t>
       </w:r>
     </w:p>
     <w:p>
@@ -5776,7 +5909,7 @@
               <w:spacing w:after="88" w:line="256"/>
             </w:pPr>
             <w:r>
-              <w:t xml:space="preserve">La fenêtre chargée en Europe est environ 14 h–20 h. Faites les grosses sessions le matin quand vous pouvez — plus rapide, moins de quota gaspillé.</w:t>
+              <w:t xml:space="preserve">D'après mon expérience, la fenêtre chargée en Europe est environ 14 h–20 h. Faites les grosses sessions le matin quand vous pouvez — plus rapide, moins de quota gaspillé.</w:t>
             </w:r>
           </w:p>
         </w:tc>
@@ -5821,7 +5954,7 @@
         <w:spacing w:after="88" w:line="256"/>
       </w:pPr>
       <w:r>
-        <w:t xml:space="preserve">Ouvrez une nouvelle conversation au-delà d'une cinquantaine de messages ou plusieurs gros fichiers, quand vous changez de sujet, ou quand Claude se répète. Un bon rythme : un sujet par session, une à deux heures au plus.</w:t>
+        <w:t xml:space="preserve">Ma règle empirique : ouvrez une nouvelle conversation au-delà d'une cinquantaine de messages ou plusieurs gros fichiers, quand vous changez de sujet, ou quand Claude se répète. Un bon rythme : un sujet par session, une à deux heures au plus.</w:t>
       </w:r>
     </w:p>
     <w:p>
@@ -5875,7 +6008,7 @@
         <w:t xml:space="preserve">Gardez les fichiers d'instructions courts </w:t>
       </w:r>
       <w:r>
-        <w:t xml:space="preserve">(moins de 500 mots).</w:t>
+        <w:t xml:space="preserve">(d'après mon expérience, moins de 500 mots fonctionne le mieux).</w:t>
       </w:r>
     </w:p>
     <w:p>
@@ -6514,7 +6647,7 @@
           <w:b/>
           <w:bCs/>
         </w:rPr>
-        <w:t xml:space="preserve">Attention au « skip permissions ». </w:t>
+        <w:t xml:space="preserve">Attention au « skip permissions » (laisser Claude agir sans vous demander d'abord). </w:t>
       </w:r>
       <w:r>
         <w:t xml:space="preserve">Ne le désactivez que là où les fichiers sont remplaçables.</w:t>
@@ -6540,7 +6673,7 @@
         <w:t xml:space="preserve">Ne collez jamais de secrets. </w:t>
       </w:r>
       <w:r>
-        <w:t xml:space="preserve">Clés d'API et mots de passe vont dans un fichier de config local, pas une conversation.</w:t>
+        <w:t xml:space="preserve">Clés d'API (codes secrets qui permettent à un programme d'utiliser un service) et mots de passe vont dans un fichier de réglages local, pas une conversation.</w:t>
       </w:r>
     </w:p>
     <w:p>
@@ -7458,6 +7591,23 @@
         <w:t xml:space="preserve">16. Glossaire en langage simple</w:t>
       </w:r>
     </w:p>
+    <w:p>
+      <w:pPr>
+        <w:keepNext/>
+        <w:keepLines/>
+        <w:spacing w:before="160" w:after="60"/>
+      </w:pPr>
+      <w:r>
+        <w:rPr>
+          <w:b/>
+          <w:bCs/>
+          <w:color w:val="1F3A5F"/>
+          <w:sz w:val="24"/>
+          <w:szCs w:val="24"/>
+        </w:rPr>
+        <w:t xml:space="preserve">Les mots de l'IA</w:t>
+      </w:r>
+    </w:p>
     <w:tbl>
       <w:tblPr>
         <w:tblW w:type="dxa" w:w="9026"/>
@@ -7471,8 +7621,8 @@
         </w:tblBorders>
       </w:tblPr>
       <w:tblGrid>
-        <w:gridCol w:w="2600"/>
-        <w:gridCol w:w="6426"/>
+        <w:gridCol w:w="2300"/>
+        <w:gridCol w:w="6726"/>
       </w:tblGrid>
       <w:tr>
         <w:trPr>
@@ -7481,16 +7631,20 @@
         </w:trPr>
         <w:tc>
           <w:tcPr>
-            <w:tcW w:type="dxa" w:w="2600"/>
+            <w:tcW w:type="dxa" w:w="2300"/>
             <w:shd w:fill="1F3A5F" w:val="clear"/>
             <w:tcMar>
-              <w:top w:type="dxa" w:w="80"/>
-              <w:left w:type="dxa" w:w="120"/>
-              <w:bottom w:type="dxa" w:w="80"/>
-              <w:right w:type="dxa" w:w="120"/>
-            </w:tcMar>
-          </w:tcPr>
-          <w:p>
+              <w:top w:type="dxa" w:w="70"/>
+              <w:left w:type="dxa" w:w="120"/>
+              <w:bottom w:type="dxa" w:w="70"/>
+              <w:right w:type="dxa" w:w="120"/>
+            </w:tcMar>
+          </w:tcPr>
+          <w:p>
+            <w:pPr>
+              <w:keepNext/>
+              <w:spacing w:after="0"/>
+            </w:pPr>
             <w:r>
               <w:rPr>
                 <w:b/>
@@ -7505,16 +7659,20 @@
         </w:tc>
         <w:tc>
           <w:tcPr>
-            <w:tcW w:type="dxa" w:w="6426"/>
+            <w:tcW w:type="dxa" w:w="6726"/>
             <w:shd w:fill="1F3A5F" w:val="clear"/>
             <w:tcMar>
-              <w:top w:type="dxa" w:w="80"/>
-              <w:left w:type="dxa" w:w="120"/>
-              <w:bottom w:type="dxa" w:w="80"/>
-              <w:right w:type="dxa" w:w="120"/>
-            </w:tcMar>
-          </w:tcPr>
-          <w:p>
+              <w:top w:type="dxa" w:w="70"/>
+              <w:left w:type="dxa" w:w="120"/>
+              <w:bottom w:type="dxa" w:w="70"/>
+              <w:right w:type="dxa" w:w="120"/>
+            </w:tcMar>
+          </w:tcPr>
+          <w:p>
+            <w:pPr>
+              <w:keepNext/>
+              <w:spacing w:after="0"/>
+            </w:pPr>
             <w:r>
               <w:rPr>
                 <w:b/>
@@ -7534,7 +7692,7 @@
         </w:trPr>
         <w:tc>
           <w:tcPr>
-            <w:tcW w:type="dxa" w:w="2600"/>
+            <w:tcW w:type="dxa" w:w="2300"/>
             <w:shd w:fill="EDF2F7" w:val="clear"/>
             <w:tcMar>
               <w:top w:type="dxa" w:w="70"/>
@@ -7544,18 +7702,21 @@
             </w:tcMar>
           </w:tcPr>
           <w:p>
-            <w:r>
-              <w:rPr>
-                <w:sz w:val="21"/>
-                <w:szCs w:val="21"/>
-              </w:rPr>
-              <w:t xml:space="preserve">Model (modèle)</w:t>
-            </w:r>
-          </w:p>
-        </w:tc>
-        <w:tc>
-          <w:tcPr>
-            <w:tcW w:type="dxa" w:w="6426"/>
+            <w:pPr>
+              <w:spacing w:after="0"/>
+            </w:pPr>
+            <w:r>
+              <w:rPr>
+                <w:sz w:val="21"/>
+                <w:szCs w:val="21"/>
+              </w:rPr>
+              <w:t xml:space="preserve">Modèle</w:t>
+            </w:r>
+          </w:p>
+        </w:tc>
+        <w:tc>
+          <w:tcPr>
+            <w:tcW w:type="dxa" w:w="6726"/>
             <w:shd w:fill="EDF2F7" w:val="clear"/>
             <w:tcMar>
               <w:top w:type="dxa" w:w="70"/>
@@ -7565,12 +7726,15 @@
             </w:tcMar>
           </w:tcPr>
           <w:p>
-            <w:r>
-              <w:rPr>
-                <w:sz w:val="21"/>
-                <w:szCs w:val="21"/>
-              </w:rPr>
-              <w:t xml:space="preserve">Le moteur qui réfléchit (Opus, Sonnet, Haiku). Plus intelligent = plus cher.</w:t>
+            <w:pPr>
+              <w:spacing w:after="0"/>
+            </w:pPr>
+            <w:r>
+              <w:rPr>
+                <w:sz w:val="21"/>
+                <w:szCs w:val="21"/>
+              </w:rPr>
+              <w:t xml:space="preserve">Le moteur qui réfléchit (Opus, Sonnet, Haiku). Les plus intelligents consomment plus de votre quota.</w:t>
             </w:r>
           </w:p>
         </w:tc>
@@ -7581,7 +7745,7 @@
         </w:trPr>
         <w:tc>
           <w:tcPr>
-            <w:tcW w:type="dxa" w:w="2600"/>
+            <w:tcW w:type="dxa" w:w="2300"/>
             <w:shd w:fill="FFFFFF" w:val="clear"/>
             <w:tcMar>
               <w:top w:type="dxa" w:w="70"/>
@@ -7591,6 +7755,9 @@
             </w:tcMar>
           </w:tcPr>
           <w:p>
+            <w:pPr>
+              <w:spacing w:after="0"/>
+            </w:pPr>
             <w:r>
               <w:rPr>
                 <w:sz w:val="21"/>
@@ -7602,7 +7769,7 @@
         </w:tc>
         <w:tc>
           <w:tcPr>
-            <w:tcW w:type="dxa" w:w="6426"/>
+            <w:tcW w:type="dxa" w:w="6726"/>
             <w:shd w:fill="FFFFFF" w:val="clear"/>
             <w:tcMar>
               <w:top w:type="dxa" w:w="70"/>
@@ -7612,6 +7779,9 @@
             </w:tcMar>
           </w:tcPr>
           <w:p>
+            <w:pPr>
+              <w:spacing w:after="0"/>
+            </w:pPr>
             <w:r>
               <w:rPr>
                 <w:sz w:val="21"/>
@@ -7628,7 +7798,7 @@
         </w:trPr>
         <w:tc>
           <w:tcPr>
-            <w:tcW w:type="dxa" w:w="2600"/>
+            <w:tcW w:type="dxa" w:w="2300"/>
             <w:shd w:fill="EDF2F7" w:val="clear"/>
             <w:tcMar>
               <w:top w:type="dxa" w:w="70"/>
@@ -7638,18 +7808,21 @@
             </w:tcMar>
           </w:tcPr>
           <w:p>
-            <w:r>
-              <w:rPr>
-                <w:sz w:val="21"/>
-                <w:szCs w:val="21"/>
-              </w:rPr>
-              <w:t xml:space="preserve">Context (contexte)</w:t>
-            </w:r>
-          </w:p>
-        </w:tc>
-        <w:tc>
-          <w:tcPr>
-            <w:tcW w:type="dxa" w:w="6426"/>
+            <w:pPr>
+              <w:spacing w:after="0"/>
+            </w:pPr>
+            <w:r>
+              <w:rPr>
+                <w:sz w:val="21"/>
+                <w:szCs w:val="21"/>
+              </w:rPr>
+              <w:t xml:space="preserve">Contexte</w:t>
+            </w:r>
+          </w:p>
+        </w:tc>
+        <w:tc>
+          <w:tcPr>
+            <w:tcW w:type="dxa" w:w="6726"/>
             <w:shd w:fill="EDF2F7" w:val="clear"/>
             <w:tcMar>
               <w:top w:type="dxa" w:w="70"/>
@@ -7659,12 +7832,15 @@
             </w:tcMar>
           </w:tcPr>
           <w:p>
-            <w:r>
-              <w:rPr>
-                <w:sz w:val="21"/>
-                <w:szCs w:val="21"/>
-              </w:rPr>
-              <w:t xml:space="preserve">Tout ce que Claude voit en répondant. La vraie source de qualité.</w:t>
+            <w:pPr>
+              <w:spacing w:after="0"/>
+            </w:pPr>
+            <w:r>
+              <w:rPr>
+                <w:sz w:val="21"/>
+                <w:szCs w:val="21"/>
+              </w:rPr>
+              <w:t xml:space="preserve">Tout ce que Claude voit en répondant. La vraie source de la qualité.</w:t>
             </w:r>
           </w:p>
         </w:tc>
@@ -7675,7 +7851,7 @@
         </w:trPr>
         <w:tc>
           <w:tcPr>
-            <w:tcW w:type="dxa" w:w="2600"/>
+            <w:tcW w:type="dxa" w:w="2300"/>
             <w:shd w:fill="FFFFFF" w:val="clear"/>
             <w:tcMar>
               <w:top w:type="dxa" w:w="70"/>
@@ -7685,6 +7861,9 @@
             </w:tcMar>
           </w:tcPr>
           <w:p>
+            <w:pPr>
+              <w:spacing w:after="0"/>
+            </w:pPr>
             <w:r>
               <w:rPr>
                 <w:sz w:val="21"/>
@@ -7696,7 +7875,7 @@
         </w:tc>
         <w:tc>
           <w:tcPr>
-            <w:tcW w:type="dxa" w:w="6426"/>
+            <w:tcW w:type="dxa" w:w="6726"/>
             <w:shd w:fill="FFFFFF" w:val="clear"/>
             <w:tcMar>
               <w:top w:type="dxa" w:w="70"/>
@@ -7706,12 +7885,15 @@
             </w:tcMar>
           </w:tcPr>
           <w:p>
-            <w:r>
-              <w:rPr>
-                <w:sz w:val="21"/>
-                <w:szCs w:val="21"/>
-              </w:rPr>
-              <w:t xml:space="preserve">Un morceau de texte (environ trois quarts d'un mot). Limites et coûts se comptent en tokens.</w:t>
+            <w:pPr>
+              <w:spacing w:after="0"/>
+            </w:pPr>
+            <w:r>
+              <w:rPr>
+                <w:sz w:val="21"/>
+                <w:szCs w:val="21"/>
+              </w:rPr>
+              <w:t xml:space="preserve">Un morceau de texte, environ trois quarts d'un mot. Limites et coûts se comptent en tokens.</w:t>
             </w:r>
           </w:p>
         </w:tc>
@@ -7722,7 +7904,7 @@
         </w:trPr>
         <w:tc>
           <w:tcPr>
-            <w:tcW w:type="dxa" w:w="2600"/>
+            <w:tcW w:type="dxa" w:w="2300"/>
             <w:shd w:fill="EDF2F7" w:val="clear"/>
             <w:tcMar>
               <w:top w:type="dxa" w:w="70"/>
@@ -7732,18 +7914,21 @@
             </w:tcMar>
           </w:tcPr>
           <w:p>
-            <w:r>
-              <w:rPr>
-                <w:sz w:val="21"/>
-                <w:szCs w:val="21"/>
-              </w:rPr>
-              <w:t xml:space="preserve">Context window</w:t>
-            </w:r>
-          </w:p>
-        </w:tc>
-        <w:tc>
-          <w:tcPr>
-            <w:tcW w:type="dxa" w:w="6426"/>
+            <w:pPr>
+              <w:spacing w:after="0"/>
+            </w:pPr>
+            <w:r>
+              <w:rPr>
+                <w:sz w:val="21"/>
+                <w:szCs w:val="21"/>
+              </w:rPr>
+              <w:t xml:space="preserve">Fenêtre de contexte</w:t>
+            </w:r>
+          </w:p>
+        </w:tc>
+        <w:tc>
+          <w:tcPr>
+            <w:tcW w:type="dxa" w:w="6726"/>
             <w:shd w:fill="EDF2F7" w:val="clear"/>
             <w:tcMar>
               <w:top w:type="dxa" w:w="70"/>
@@ -7753,12 +7938,15 @@
             </w:tcMar>
           </w:tcPr>
           <w:p>
-            <w:r>
-              <w:rPr>
-                <w:sz w:val="21"/>
-                <w:szCs w:val="21"/>
-              </w:rPr>
-              <w:t xml:space="preserve">Ce que Claude tient d'un coup (~1 M sur Opus/Sonnet, 200 K sur Haiku).</w:t>
+            <w:pPr>
+              <w:spacing w:after="0"/>
+            </w:pPr>
+            <w:r>
+              <w:rPr>
+                <w:sz w:val="21"/>
+                <w:szCs w:val="21"/>
+              </w:rPr>
+              <w:t xml:space="preserve">La quantité de texte que Claude tient d'un coup (environ 1M de tokens sur Opus/Sonnet, 200K sur Haiku).</w:t>
             </w:r>
           </w:p>
         </w:tc>
@@ -7769,7 +7957,7 @@
         </w:trPr>
         <w:tc>
           <w:tcPr>
-            <w:tcW w:type="dxa" w:w="2600"/>
+            <w:tcW w:type="dxa" w:w="2300"/>
             <w:shd w:fill="FFFFFF" w:val="clear"/>
             <w:tcMar>
               <w:top w:type="dxa" w:w="70"/>
@@ -7779,6 +7967,9 @@
             </w:tcMar>
           </w:tcPr>
           <w:p>
+            <w:pPr>
+              <w:spacing w:after="0"/>
+            </w:pPr>
             <w:r>
               <w:rPr>
                 <w:sz w:val="21"/>
@@ -7790,7 +7981,7 @@
         </w:tc>
         <w:tc>
           <w:tcPr>
-            <w:tcW w:type="dxa" w:w="6426"/>
+            <w:tcW w:type="dxa" w:w="6726"/>
             <w:shd w:fill="FFFFFF" w:val="clear"/>
             <w:tcMar>
               <w:top w:type="dxa" w:w="70"/>
@@ -7800,12 +7991,15 @@
             </w:tcMar>
           </w:tcPr>
           <w:p>
-            <w:r>
-              <w:rPr>
-                <w:sz w:val="21"/>
-                <w:szCs w:val="21"/>
-              </w:rPr>
-              <w:t xml:space="preserve">Un mode où Claude raisonne avant de répondre.</w:t>
+            <w:pPr>
+              <w:spacing w:after="0"/>
+            </w:pPr>
+            <w:r>
+              <w:rPr>
+                <w:sz w:val="21"/>
+                <w:szCs w:val="21"/>
+              </w:rPr>
+              <w:t xml:space="preserve">Un mode où Claude réfléchit avant de répondre.</w:t>
             </w:r>
           </w:p>
         </w:tc>
@@ -7816,7 +8010,7 @@
         </w:trPr>
         <w:tc>
           <w:tcPr>
-            <w:tcW w:type="dxa" w:w="2600"/>
+            <w:tcW w:type="dxa" w:w="2300"/>
             <w:shd w:fill="EDF2F7" w:val="clear"/>
             <w:tcMar>
               <w:top w:type="dxa" w:w="70"/>
@@ -7826,18 +8020,21 @@
             </w:tcMar>
           </w:tcPr>
           <w:p>
-            <w:r>
-              <w:rPr>
-                <w:sz w:val="21"/>
-                <w:szCs w:val="21"/>
-              </w:rPr>
-              <w:t xml:space="preserve">Sandbox</w:t>
-            </w:r>
-          </w:p>
-        </w:tc>
-        <w:tc>
-          <w:tcPr>
-            <w:tcW w:type="dxa" w:w="6426"/>
+            <w:pPr>
+              <w:spacing w:after="0"/>
+            </w:pPr>
+            <w:r>
+              <w:rPr>
+                <w:sz w:val="21"/>
+                <w:szCs w:val="21"/>
+              </w:rPr>
+              <w:t xml:space="preserve">Web Search</w:t>
+            </w:r>
+          </w:p>
+        </w:tc>
+        <w:tc>
+          <w:tcPr>
+            <w:tcW w:type="dxa" w:w="6726"/>
             <w:shd w:fill="EDF2F7" w:val="clear"/>
             <w:tcMar>
               <w:top w:type="dxa" w:w="70"/>
@@ -7847,12 +8044,15 @@
             </w:tcMar>
           </w:tcPr>
           <w:p>
-            <w:r>
-              <w:rPr>
-                <w:sz w:val="21"/>
-                <w:szCs w:val="21"/>
-              </w:rPr>
-              <w:t xml:space="preserve">Un ordinateur Linux temporaire et isolé pour exécuter du code en sécurité.</w:t>
+            <w:pPr>
+              <w:spacing w:after="0"/>
+            </w:pPr>
+            <w:r>
+              <w:rPr>
+                <w:sz w:val="21"/>
+                <w:szCs w:val="21"/>
+              </w:rPr>
+              <w:t xml:space="preserve">Permet à Claude de vérifier les faits en ligne au lieu de deviner.</w:t>
             </w:r>
           </w:p>
         </w:tc>
@@ -7863,7 +8063,7 @@
         </w:trPr>
         <w:tc>
           <w:tcPr>
-            <w:tcW w:type="dxa" w:w="2600"/>
+            <w:tcW w:type="dxa" w:w="2300"/>
             <w:shd w:fill="FFFFFF" w:val="clear"/>
             <w:tcMar>
               <w:top w:type="dxa" w:w="70"/>
@@ -7873,18 +8073,21 @@
             </w:tcMar>
           </w:tcPr>
           <w:p>
-            <w:r>
-              <w:rPr>
-                <w:sz w:val="21"/>
-                <w:szCs w:val="21"/>
-              </w:rPr>
-              <w:t xml:space="preserve">Scratchpad</w:t>
-            </w:r>
-          </w:p>
-        </w:tc>
-        <w:tc>
-          <w:tcPr>
-            <w:tcW w:type="dxa" w:w="6426"/>
+            <w:pPr>
+              <w:spacing w:after="0"/>
+            </w:pPr>
+            <w:r>
+              <w:rPr>
+                <w:sz w:val="21"/>
+                <w:szCs w:val="21"/>
+              </w:rPr>
+              <w:t xml:space="preserve">Agent</w:t>
+            </w:r>
+          </w:p>
+        </w:tc>
+        <w:tc>
+          <w:tcPr>
+            <w:tcW w:type="dxa" w:w="6726"/>
             <w:shd w:fill="FFFFFF" w:val="clear"/>
             <w:tcMar>
               <w:top w:type="dxa" w:w="70"/>
@@ -7894,12 +8097,116 @@
             </w:tcMar>
           </w:tcPr>
           <w:p>
-            <w:r>
-              <w:rPr>
-                <w:sz w:val="21"/>
-                <w:szCs w:val="21"/>
-              </w:rPr>
-              <w:t xml:space="preserve">L'espace de brouillon privé de Claude, avant l'enregistrement.</w:t>
+            <w:pPr>
+              <w:spacing w:after="0"/>
+            </w:pPr>
+            <w:r>
+              <w:rPr>
+                <w:sz w:val="21"/>
+                <w:szCs w:val="21"/>
+              </w:rPr>
+              <w:t xml:space="preserve">Claude qui avance seul vers un but, étape par étape.</w:t>
+            </w:r>
+          </w:p>
+        </w:tc>
+      </w:tr>
+    </w:tbl>
+    <w:p>
+      <w:pPr>
+        <w:spacing w:after="80" w:line="120" w:lineRule="exact"/>
+      </w:pPr>
+    </w:p>
+    <w:p>
+      <w:pPr>
+        <w:keepNext/>
+        <w:keepLines/>
+        <w:spacing w:before="160" w:after="60"/>
+      </w:pPr>
+      <w:r>
+        <w:rPr>
+          <w:b/>
+          <w:bCs/>
+          <w:color w:val="1F3A5F"/>
+          <w:sz w:val="24"/>
+          <w:szCs w:val="24"/>
+        </w:rPr>
+        <w:t xml:space="preserve">Où vivent vos fichiers</w:t>
+      </w:r>
+    </w:p>
+    <w:tbl>
+      <w:tblPr>
+        <w:tblW w:type="dxa" w:w="9026"/>
+        <w:tblBorders>
+          <w:top w:val="single" w:color="CCCCCC" w:sz="1"/>
+          <w:left w:val="single" w:color="CCCCCC" w:sz="1"/>
+          <w:bottom w:val="single" w:color="CCCCCC" w:sz="1"/>
+          <w:right w:val="single" w:color="CCCCCC" w:sz="1"/>
+          <w:insideH w:val="single" w:color="CCCCCC" w:sz="1"/>
+          <w:insideV w:val="single" w:color="CCCCCC" w:sz="1"/>
+        </w:tblBorders>
+      </w:tblPr>
+      <w:tblGrid>
+        <w:gridCol w:w="2300"/>
+        <w:gridCol w:w="6726"/>
+      </w:tblGrid>
+      <w:tr>
+        <w:trPr>
+          <w:cantSplit/>
+          <w:tblHeader/>
+        </w:trPr>
+        <w:tc>
+          <w:tcPr>
+            <w:tcW w:type="dxa" w:w="2300"/>
+            <w:shd w:fill="1F3A5F" w:val="clear"/>
+            <w:tcMar>
+              <w:top w:type="dxa" w:w="70"/>
+              <w:left w:type="dxa" w:w="120"/>
+              <w:bottom w:type="dxa" w:w="70"/>
+              <w:right w:type="dxa" w:w="120"/>
+            </w:tcMar>
+          </w:tcPr>
+          <w:p>
+            <w:pPr>
+              <w:keepNext/>
+              <w:spacing w:after="0"/>
+            </w:pPr>
+            <w:r>
+              <w:rPr>
+                <w:b/>
+                <w:bCs/>
+                <w:color w:val="FFFFFF"/>
+                <w:sz w:val="21"/>
+                <w:szCs w:val="21"/>
+              </w:rPr>
+              <w:t xml:space="preserve">Terme</w:t>
+            </w:r>
+          </w:p>
+        </w:tc>
+        <w:tc>
+          <w:tcPr>
+            <w:tcW w:type="dxa" w:w="6726"/>
+            <w:shd w:fill="1F3A5F" w:val="clear"/>
+            <w:tcMar>
+              <w:top w:type="dxa" w:w="70"/>
+              <w:left w:type="dxa" w:w="120"/>
+              <w:bottom w:type="dxa" w:w="70"/>
+              <w:right w:type="dxa" w:w="120"/>
+            </w:tcMar>
+          </w:tcPr>
+          <w:p>
+            <w:pPr>
+              <w:keepNext/>
+              <w:spacing w:after="0"/>
+            </w:pPr>
+            <w:r>
+              <w:rPr>
+                <w:b/>
+                <w:bCs/>
+                <w:color w:val="FFFFFF"/>
+                <w:sz w:val="21"/>
+                <w:szCs w:val="21"/>
+              </w:rPr>
+              <w:t xml:space="preserve">En mots simples</w:t>
             </w:r>
           </w:p>
         </w:tc>
@@ -7910,7 +8217,7 @@
         </w:trPr>
         <w:tc>
           <w:tcPr>
-            <w:tcW w:type="dxa" w:w="2600"/>
+            <w:tcW w:type="dxa" w:w="2300"/>
             <w:shd w:fill="EDF2F7" w:val="clear"/>
             <w:tcMar>
               <w:top w:type="dxa" w:w="70"/>
@@ -7920,18 +8227,21 @@
             </w:tcMar>
           </w:tcPr>
           <w:p>
-            <w:r>
-              <w:rPr>
-                <w:sz w:val="21"/>
-                <w:szCs w:val="21"/>
-              </w:rPr>
-              <w:t xml:space="preserve">Troncature</w:t>
-            </w:r>
-          </w:p>
-        </w:tc>
-        <w:tc>
-          <w:tcPr>
-            <w:tcW w:type="dxa" w:w="6426"/>
+            <w:pPr>
+              <w:spacing w:after="0"/>
+            </w:pPr>
+            <w:r>
+              <w:rPr>
+                <w:sz w:val="21"/>
+                <w:szCs w:val="21"/>
+              </w:rPr>
+              <w:t xml:space="preserve">Cowork</w:t>
+            </w:r>
+          </w:p>
+        </w:tc>
+        <w:tc>
+          <w:tcPr>
+            <w:tcW w:type="dxa" w:w="6726"/>
             <w:shd w:fill="EDF2F7" w:val="clear"/>
             <w:tcMar>
               <w:top w:type="dxa" w:w="70"/>
@@ -7941,12 +8251,15 @@
             </w:tcMar>
           </w:tcPr>
           <w:p>
-            <w:r>
-              <w:rPr>
-                <w:sz w:val="21"/>
-                <w:szCs w:val="21"/>
-              </w:rPr>
-              <w:t xml:space="preserve">Un fichier coupé silencieusement, en général à la fin. Voir chapitre 11.</w:t>
+            <w:pPr>
+              <w:spacing w:after="0"/>
+            </w:pPr>
+            <w:r>
+              <w:rPr>
+                <w:sz w:val="21"/>
+                <w:szCs w:val="21"/>
+              </w:rPr>
+              <w:t xml:space="preserve">L'agent de bureau qui travaille dans un dossier et produit des fichiers finis.</w:t>
             </w:r>
           </w:p>
         </w:tc>
@@ -7957,7 +8270,7 @@
         </w:trPr>
         <w:tc>
           <w:tcPr>
-            <w:tcW w:type="dxa" w:w="2600"/>
+            <w:tcW w:type="dxa" w:w="2300"/>
             <w:shd w:fill="FFFFFF" w:val="clear"/>
             <w:tcMar>
               <w:top w:type="dxa" w:w="70"/>
@@ -7967,18 +8280,21 @@
             </w:tcMar>
           </w:tcPr>
           <w:p>
-            <w:r>
-              <w:rPr>
-                <w:sz w:val="21"/>
-                <w:szCs w:val="21"/>
-              </w:rPr>
-              <w:t xml:space="preserve">Cowork</w:t>
-            </w:r>
-          </w:p>
-        </w:tc>
-        <w:tc>
-          <w:tcPr>
-            <w:tcW w:type="dxa" w:w="6426"/>
+            <w:pPr>
+              <w:spacing w:after="0"/>
+            </w:pPr>
+            <w:r>
+              <w:rPr>
+                <w:sz w:val="21"/>
+                <w:szCs w:val="21"/>
+              </w:rPr>
+              <w:t xml:space="preserve">Sandbox</w:t>
+            </w:r>
+          </w:p>
+        </w:tc>
+        <w:tc>
+          <w:tcPr>
+            <w:tcW w:type="dxa" w:w="6726"/>
             <w:shd w:fill="FFFFFF" w:val="clear"/>
             <w:tcMar>
               <w:top w:type="dxa" w:w="70"/>
@@ -7988,12 +8304,15 @@
             </w:tcMar>
           </w:tcPr>
           <w:p>
-            <w:r>
-              <w:rPr>
-                <w:sz w:val="21"/>
-                <w:szCs w:val="21"/>
-              </w:rPr>
-              <w:t xml:space="preserve">L'agent de bureau qui travaille dans un dossier et produit des fichiers.</w:t>
+            <w:pPr>
+              <w:spacing w:after="0"/>
+            </w:pPr>
+            <w:r>
+              <w:rPr>
+                <w:sz w:val="21"/>
+                <w:szCs w:val="21"/>
+              </w:rPr>
+              <w:t xml:space="preserve">Un ordinateur Linux temporaire et isolé où Claude exécute du code en sécurité.</w:t>
             </w:r>
           </w:p>
         </w:tc>
@@ -8004,7 +8323,7 @@
         </w:trPr>
         <w:tc>
           <w:tcPr>
-            <w:tcW w:type="dxa" w:w="2600"/>
+            <w:tcW w:type="dxa" w:w="2300"/>
             <w:shd w:fill="EDF2F7" w:val="clear"/>
             <w:tcMar>
               <w:top w:type="dxa" w:w="70"/>
@@ -8014,18 +8333,21 @@
             </w:tcMar>
           </w:tcPr>
           <w:p>
-            <w:r>
-              <w:rPr>
-                <w:sz w:val="21"/>
-                <w:szCs w:val="21"/>
-              </w:rPr>
-              <w:t xml:space="preserve">Dispatch</w:t>
-            </w:r>
-          </w:p>
-        </w:tc>
-        <w:tc>
-          <w:tcPr>
-            <w:tcW w:type="dxa" w:w="6426"/>
+            <w:pPr>
+              <w:spacing w:after="0"/>
+            </w:pPr>
+            <w:r>
+              <w:rPr>
+                <w:sz w:val="21"/>
+                <w:szCs w:val="21"/>
+              </w:rPr>
+              <w:t xml:space="preserve">Scratchpad</w:t>
+            </w:r>
+          </w:p>
+        </w:tc>
+        <w:tc>
+          <w:tcPr>
+            <w:tcW w:type="dxa" w:w="6726"/>
             <w:shd w:fill="EDF2F7" w:val="clear"/>
             <w:tcMar>
               <w:top w:type="dxa" w:w="70"/>
@@ -8035,12 +8357,15 @@
             </w:tcMar>
           </w:tcPr>
           <w:p>
-            <w:r>
-              <w:rPr>
-                <w:sz w:val="21"/>
-                <w:szCs w:val="21"/>
-              </w:rPr>
-              <w:t xml:space="preserve">Confier une tâche Cowork depuis le téléphone ; le bureau fait le travail.</w:t>
+            <w:pPr>
+              <w:spacing w:after="0"/>
+            </w:pPr>
+            <w:r>
+              <w:rPr>
+                <w:sz w:val="21"/>
+                <w:szCs w:val="21"/>
+              </w:rPr>
+              <w:t xml:space="preserve">La zone de brouillon privée de Claude, avant l'enregistrement dans votre dossier.</w:t>
             </w:r>
           </w:p>
         </w:tc>
@@ -8051,7 +8376,7 @@
         </w:trPr>
         <w:tc>
           <w:tcPr>
-            <w:tcW w:type="dxa" w:w="2600"/>
+            <w:tcW w:type="dxa" w:w="2300"/>
             <w:shd w:fill="FFFFFF" w:val="clear"/>
             <w:tcMar>
               <w:top w:type="dxa" w:w="70"/>
@@ -8061,18 +8386,21 @@
             </w:tcMar>
           </w:tcPr>
           <w:p>
-            <w:r>
-              <w:rPr>
-                <w:sz w:val="21"/>
-                <w:szCs w:val="21"/>
-              </w:rPr>
-              <w:t xml:space="preserve">Code</w:t>
-            </w:r>
-          </w:p>
-        </w:tc>
-        <w:tc>
-          <w:tcPr>
-            <w:tcW w:type="dxa" w:w="6426"/>
+            <w:pPr>
+              <w:spacing w:after="0"/>
+            </w:pPr>
+            <w:r>
+              <w:rPr>
+                <w:sz w:val="21"/>
+                <w:szCs w:val="21"/>
+              </w:rPr>
+              <w:t xml:space="preserve">Troncature</w:t>
+            </w:r>
+          </w:p>
+        </w:tc>
+        <w:tc>
+          <w:tcPr>
+            <w:tcW w:type="dxa" w:w="6726"/>
             <w:shd w:fill="FFFFFF" w:val="clear"/>
             <w:tcMar>
               <w:top w:type="dxa" w:w="70"/>
@@ -8082,12 +8410,15 @@
             </w:tcMar>
           </w:tcPr>
           <w:p>
-            <w:r>
-              <w:rPr>
-                <w:sz w:val="21"/>
-                <w:szCs w:val="21"/>
-              </w:rPr>
-              <w:t xml:space="preserve">Claude qui écrit et exécute de vrais logiciels.</w:t>
+            <w:pPr>
+              <w:spacing w:after="0"/>
+            </w:pPr>
+            <w:r>
+              <w:rPr>
+                <w:sz w:val="21"/>
+                <w:szCs w:val="21"/>
+              </w:rPr>
+              <w:t xml:space="preserve">Un fichier coupé sans prévenir, en général à la fin. Voir le chapitre 11.</w:t>
             </w:r>
           </w:p>
         </w:tc>
@@ -8098,7 +8429,7 @@
         </w:trPr>
         <w:tc>
           <w:tcPr>
-            <w:tcW w:type="dxa" w:w="2600"/>
+            <w:tcW w:type="dxa" w:w="2300"/>
             <w:shd w:fill="EDF2F7" w:val="clear"/>
             <w:tcMar>
               <w:top w:type="dxa" w:w="70"/>
@@ -8108,18 +8439,21 @@
             </w:tcMar>
           </w:tcPr>
           <w:p>
-            <w:r>
-              <w:rPr>
-                <w:sz w:val="21"/>
-                <w:szCs w:val="21"/>
-              </w:rPr>
-              <w:t xml:space="preserve">Project</w:t>
-            </w:r>
-          </w:p>
-        </w:tc>
-        <w:tc>
-          <w:tcPr>
-            <w:tcW w:type="dxa" w:w="6426"/>
+            <w:pPr>
+              <w:spacing w:after="0"/>
+            </w:pPr>
+            <w:r>
+              <w:rPr>
+                <w:sz w:val="21"/>
+                <w:szCs w:val="21"/>
+              </w:rPr>
+              <w:t xml:space="preserve">Files On-Demand</w:t>
+            </w:r>
+          </w:p>
+        </w:tc>
+        <w:tc>
+          <w:tcPr>
+            <w:tcW w:type="dxa" w:w="6726"/>
             <w:shd w:fill="EDF2F7" w:val="clear"/>
             <w:tcMar>
               <w:top w:type="dxa" w:w="70"/>
@@ -8129,12 +8463,15 @@
             </w:tcMar>
           </w:tcPr>
           <w:p>
-            <w:r>
-              <w:rPr>
-                <w:sz w:val="21"/>
-                <w:szCs w:val="21"/>
-              </w:rPr>
-              <w:t xml:space="preserve">Un dossier de conversations partageant instructions et fichiers.</w:t>
+            <w:pPr>
+              <w:spacing w:after="0"/>
+            </w:pPr>
+            <w:r>
+              <w:rPr>
+                <w:sz w:val="21"/>
+                <w:szCs w:val="21"/>
+              </w:rPr>
+              <w:t xml:space="preserve">Un réglage OneDrive où le vrai fichier reste dans le cloud jusqu'à ce que vous l'ouvriez.</w:t>
             </w:r>
           </w:p>
         </w:tc>
@@ -8145,7 +8482,7 @@
         </w:trPr>
         <w:tc>
           <w:tcPr>
-            <w:tcW w:type="dxa" w:w="2600"/>
+            <w:tcW w:type="dxa" w:w="2300"/>
             <w:shd w:fill="FFFFFF" w:val="clear"/>
             <w:tcMar>
               <w:top w:type="dxa" w:w="70"/>
@@ -8155,18 +8492,21 @@
             </w:tcMar>
           </w:tcPr>
           <w:p>
-            <w:r>
-              <w:rPr>
-                <w:sz w:val="21"/>
-                <w:szCs w:val="21"/>
-              </w:rPr>
-              <w:t xml:space="preserve">Skill</w:t>
-            </w:r>
-          </w:p>
-        </w:tc>
-        <w:tc>
-          <w:tcPr>
-            <w:tcW w:type="dxa" w:w="6426"/>
+            <w:pPr>
+              <w:spacing w:after="0"/>
+            </w:pPr>
+            <w:r>
+              <w:rPr>
+                <w:sz w:val="21"/>
+                <w:szCs w:val="21"/>
+              </w:rPr>
+              <w:t xml:space="preserve">Markdown</w:t>
+            </w:r>
+          </w:p>
+        </w:tc>
+        <w:tc>
+          <w:tcPr>
+            <w:tcW w:type="dxa" w:w="6726"/>
             <w:shd w:fill="FFFFFF" w:val="clear"/>
             <w:tcMar>
               <w:top w:type="dxa" w:w="70"/>
@@ -8176,12 +8516,116 @@
             </w:tcMar>
           </w:tcPr>
           <w:p>
-            <w:r>
-              <w:rPr>
-                <w:sz w:val="21"/>
-                <w:szCs w:val="21"/>
-              </w:rPr>
-              <w:t xml:space="preserve">Un fichier d'instructions réutilisable (SKILL.md) qui apprend à Claude un travail.</w:t>
+            <w:pPr>
+              <w:spacing w:after="0"/>
+            </w:pPr>
+            <w:r>
+              <w:rPr>
+                <w:sz w:val="21"/>
+                <w:szCs w:val="21"/>
+              </w:rPr>
+              <w:t xml:space="preserve">Un format texte simple avec une mise en forme légère. Peu coûteux en tokens, facile à lire pour Claude.</w:t>
+            </w:r>
+          </w:p>
+        </w:tc>
+      </w:tr>
+    </w:tbl>
+    <w:p>
+      <w:pPr>
+        <w:spacing w:after="80" w:line="120" w:lineRule="exact"/>
+      </w:pPr>
+    </w:p>
+    <w:p>
+      <w:pPr>
+        <w:keepNext/>
+        <w:keepLines/>
+        <w:spacing w:before="160" w:after="60"/>
+      </w:pPr>
+      <w:r>
+        <w:rPr>
+          <w:b/>
+          <w:bCs/>
+          <w:color w:val="1F3A5F"/>
+          <w:sz w:val="24"/>
+          <w:szCs w:val="24"/>
+        </w:rPr>
+        <w:t xml:space="preserve">Se connecter, se souvenir, rester prudent</w:t>
+      </w:r>
+    </w:p>
+    <w:tbl>
+      <w:tblPr>
+        <w:tblW w:type="dxa" w:w="9026"/>
+        <w:tblBorders>
+          <w:top w:val="single" w:color="CCCCCC" w:sz="1"/>
+          <w:left w:val="single" w:color="CCCCCC" w:sz="1"/>
+          <w:bottom w:val="single" w:color="CCCCCC" w:sz="1"/>
+          <w:right w:val="single" w:color="CCCCCC" w:sz="1"/>
+          <w:insideH w:val="single" w:color="CCCCCC" w:sz="1"/>
+          <w:insideV w:val="single" w:color="CCCCCC" w:sz="1"/>
+        </w:tblBorders>
+      </w:tblPr>
+      <w:tblGrid>
+        <w:gridCol w:w="2300"/>
+        <w:gridCol w:w="6726"/>
+      </w:tblGrid>
+      <w:tr>
+        <w:trPr>
+          <w:cantSplit/>
+          <w:tblHeader/>
+        </w:trPr>
+        <w:tc>
+          <w:tcPr>
+            <w:tcW w:type="dxa" w:w="2300"/>
+            <w:shd w:fill="1F3A5F" w:val="clear"/>
+            <w:tcMar>
+              <w:top w:type="dxa" w:w="70"/>
+              <w:left w:type="dxa" w:w="120"/>
+              <w:bottom w:type="dxa" w:w="70"/>
+              <w:right w:type="dxa" w:w="120"/>
+            </w:tcMar>
+          </w:tcPr>
+          <w:p>
+            <w:pPr>
+              <w:keepNext/>
+              <w:spacing w:after="0"/>
+            </w:pPr>
+            <w:r>
+              <w:rPr>
+                <w:b/>
+                <w:bCs/>
+                <w:color w:val="FFFFFF"/>
+                <w:sz w:val="21"/>
+                <w:szCs w:val="21"/>
+              </w:rPr>
+              <w:t xml:space="preserve">Terme</w:t>
+            </w:r>
+          </w:p>
+        </w:tc>
+        <w:tc>
+          <w:tcPr>
+            <w:tcW w:type="dxa" w:w="6726"/>
+            <w:shd w:fill="1F3A5F" w:val="clear"/>
+            <w:tcMar>
+              <w:top w:type="dxa" w:w="70"/>
+              <w:left w:type="dxa" w:w="120"/>
+              <w:bottom w:type="dxa" w:w="70"/>
+              <w:right w:type="dxa" w:w="120"/>
+            </w:tcMar>
+          </w:tcPr>
+          <w:p>
+            <w:pPr>
+              <w:keepNext/>
+              <w:spacing w:after="0"/>
+            </w:pPr>
+            <w:r>
+              <w:rPr>
+                <w:b/>
+                <w:bCs/>
+                <w:color w:val="FFFFFF"/>
+                <w:sz w:val="21"/>
+                <w:szCs w:val="21"/>
+              </w:rPr>
+              <w:t xml:space="preserve">En mots simples</w:t>
             </w:r>
           </w:p>
         </w:tc>
@@ -8192,7 +8636,7 @@
         </w:trPr>
         <w:tc>
           <w:tcPr>
-            <w:tcW w:type="dxa" w:w="2600"/>
+            <w:tcW w:type="dxa" w:w="2300"/>
             <w:shd w:fill="EDF2F7" w:val="clear"/>
             <w:tcMar>
               <w:top w:type="dxa" w:w="70"/>
@@ -8202,18 +8646,21 @@
             </w:tcMar>
           </w:tcPr>
           <w:p>
-            <w:r>
-              <w:rPr>
-                <w:sz w:val="21"/>
-                <w:szCs w:val="21"/>
-              </w:rPr>
-              <w:t xml:space="preserve">Connector / MCP</w:t>
-            </w:r>
-          </w:p>
-        </w:tc>
-        <w:tc>
-          <w:tcPr>
-            <w:tcW w:type="dxa" w:w="6426"/>
+            <w:pPr>
+              <w:spacing w:after="0"/>
+            </w:pPr>
+            <w:r>
+              <w:rPr>
+                <w:sz w:val="21"/>
+                <w:szCs w:val="21"/>
+              </w:rPr>
+              <w:t xml:space="preserve">Project</w:t>
+            </w:r>
+          </w:p>
+        </w:tc>
+        <w:tc>
+          <w:tcPr>
+            <w:tcW w:type="dxa" w:w="6726"/>
             <w:shd w:fill="EDF2F7" w:val="clear"/>
             <w:tcMar>
               <w:top w:type="dxa" w:w="70"/>
@@ -8223,12 +8670,15 @@
             </w:tcMar>
           </w:tcPr>
           <w:p>
-            <w:r>
-              <w:rPr>
-                <w:sz w:val="21"/>
-                <w:szCs w:val="21"/>
-              </w:rPr>
-              <w:t xml:space="preserve">Un pont qui permet à Claude d'atteindre une autre app, comme Gmail.</w:t>
+            <w:pPr>
+              <w:spacing w:after="0"/>
+            </w:pPr>
+            <w:r>
+              <w:rPr>
+                <w:sz w:val="21"/>
+                <w:szCs w:val="21"/>
+              </w:rPr>
+              <w:t xml:space="preserve">Un dossier de conversations qui partagent instructions et fichiers.</w:t>
             </w:r>
           </w:p>
         </w:tc>
@@ -8239,7 +8689,7 @@
         </w:trPr>
         <w:tc>
           <w:tcPr>
-            <w:tcW w:type="dxa" w:w="2600"/>
+            <w:tcW w:type="dxa" w:w="2300"/>
             <w:shd w:fill="FFFFFF" w:val="clear"/>
             <w:tcMar>
               <w:top w:type="dxa" w:w="70"/>
@@ -8249,6 +8699,62 @@
             </w:tcMar>
           </w:tcPr>
           <w:p>
+            <w:pPr>
+              <w:spacing w:after="0"/>
+            </w:pPr>
+            <w:r>
+              <w:rPr>
+                <w:sz w:val="21"/>
+                <w:szCs w:val="21"/>
+              </w:rPr>
+              <w:t xml:space="preserve">Skill</w:t>
+            </w:r>
+          </w:p>
+        </w:tc>
+        <w:tc>
+          <w:tcPr>
+            <w:tcW w:type="dxa" w:w="6726"/>
+            <w:shd w:fill="FFFFFF" w:val="clear"/>
+            <w:tcMar>
+              <w:top w:type="dxa" w:w="70"/>
+              <w:left w:type="dxa" w:w="120"/>
+              <w:bottom w:type="dxa" w:w="70"/>
+              <w:right w:type="dxa" w:w="120"/>
+            </w:tcMar>
+          </w:tcPr>
+          <w:p>
+            <w:pPr>
+              <w:spacing w:after="0"/>
+            </w:pPr>
+            <w:r>
+              <w:rPr>
+                <w:sz w:val="21"/>
+                <w:szCs w:val="21"/>
+              </w:rPr>
+              <w:t xml:space="preserve">Un fichier d'instructions réutilisable (SKILL.md) qui apprend un métier à Claude.</w:t>
+            </w:r>
+          </w:p>
+        </w:tc>
+      </w:tr>
+      <w:tr>
+        <w:trPr>
+          <w:cantSplit/>
+        </w:trPr>
+        <w:tc>
+          <w:tcPr>
+            <w:tcW w:type="dxa" w:w="2300"/>
+            <w:shd w:fill="EDF2F7" w:val="clear"/>
+            <w:tcMar>
+              <w:top w:type="dxa" w:w="70"/>
+              <w:left w:type="dxa" w:w="120"/>
+              <w:bottom w:type="dxa" w:w="70"/>
+              <w:right w:type="dxa" w:w="120"/>
+            </w:tcMar>
+          </w:tcPr>
+          <w:p>
+            <w:pPr>
+              <w:spacing w:after="0"/>
+            </w:pPr>
             <w:r>
               <w:rPr>
                 <w:sz w:val="21"/>
@@ -8260,7 +8766,36 @@
         </w:tc>
         <w:tc>
           <w:tcPr>
-            <w:tcW w:type="dxa" w:w="6426"/>
+            <w:tcW w:type="dxa" w:w="6726"/>
+            <w:shd w:fill="EDF2F7" w:val="clear"/>
+            <w:tcMar>
+              <w:top w:type="dxa" w:w="70"/>
+              <w:left w:type="dxa" w:w="120"/>
+              <w:bottom w:type="dxa" w:w="70"/>
+              <w:right w:type="dxa" w:w="120"/>
+            </w:tcMar>
+          </w:tcPr>
+          <w:p>
+            <w:pPr>
+              <w:spacing w:after="0"/>
+            </w:pPr>
+            <w:r>
+              <w:rPr>
+                <w:sz w:val="21"/>
+                <w:szCs w:val="21"/>
+              </w:rPr>
+              <w:t xml:space="preserve">Ce que Claude garde d'une session à l'autre pour se souvenir de vous.</w:t>
+            </w:r>
+          </w:p>
+        </w:tc>
+      </w:tr>
+      <w:tr>
+        <w:trPr>
+          <w:cantSplit/>
+        </w:trPr>
+        <w:tc>
+          <w:tcPr>
+            <w:tcW w:type="dxa" w:w="2300"/>
             <w:shd w:fill="FFFFFF" w:val="clear"/>
             <w:tcMar>
               <w:top w:type="dxa" w:w="70"/>
@@ -8270,17 +8805,367 @@
             </w:tcMar>
           </w:tcPr>
           <w:p>
-            <w:r>
-              <w:rPr>
-                <w:sz w:val="21"/>
-                <w:szCs w:val="21"/>
-              </w:rPr>
-              <w:t xml:space="preserve">Des faits gardés entre sessions pour se souvenir de votre configuration.</w:t>
+            <w:pPr>
+              <w:spacing w:after="0"/>
+            </w:pPr>
+            <w:r>
+              <w:rPr>
+                <w:sz w:val="21"/>
+                <w:szCs w:val="21"/>
+              </w:rPr>
+              <w:t xml:space="preserve">Connector</w:t>
+            </w:r>
+          </w:p>
+        </w:tc>
+        <w:tc>
+          <w:tcPr>
+            <w:tcW w:type="dxa" w:w="6726"/>
+            <w:shd w:fill="FFFFFF" w:val="clear"/>
+            <w:tcMar>
+              <w:top w:type="dxa" w:w="70"/>
+              <w:left w:type="dxa" w:w="120"/>
+              <w:bottom w:type="dxa" w:w="70"/>
+              <w:right w:type="dxa" w:w="120"/>
+            </w:tcMar>
+          </w:tcPr>
+          <w:p>
+            <w:pPr>
+              <w:spacing w:after="0"/>
+            </w:pPr>
+            <w:r>
+              <w:rPr>
+                <w:sz w:val="21"/>
+                <w:szCs w:val="21"/>
+              </w:rPr>
+              <w:t xml:space="preserve">Un pont qui permet à Claude d'atteindre une autre app, comme Gmail ou Outlook.</w:t>
+            </w:r>
+          </w:p>
+        </w:tc>
+      </w:tr>
+      <w:tr>
+        <w:trPr>
+          <w:cantSplit/>
+        </w:trPr>
+        <w:tc>
+          <w:tcPr>
+            <w:tcW w:type="dxa" w:w="2300"/>
+            <w:shd w:fill="EDF2F7" w:val="clear"/>
+            <w:tcMar>
+              <w:top w:type="dxa" w:w="70"/>
+              <w:left w:type="dxa" w:w="120"/>
+              <w:bottom w:type="dxa" w:w="70"/>
+              <w:right w:type="dxa" w:w="120"/>
+            </w:tcMar>
+          </w:tcPr>
+          <w:p>
+            <w:pPr>
+              <w:spacing w:after="0"/>
+            </w:pPr>
+            <w:r>
+              <w:rPr>
+                <w:sz w:val="21"/>
+                <w:szCs w:val="21"/>
+              </w:rPr>
+              <w:t xml:space="preserve">MCP</w:t>
+            </w:r>
+          </w:p>
+        </w:tc>
+        <w:tc>
+          <w:tcPr>
+            <w:tcW w:type="dxa" w:w="6726"/>
+            <w:shd w:fill="EDF2F7" w:val="clear"/>
+            <w:tcMar>
+              <w:top w:type="dxa" w:w="70"/>
+              <w:left w:type="dxa" w:w="120"/>
+              <w:bottom w:type="dxa" w:w="70"/>
+              <w:right w:type="dxa" w:w="120"/>
+            </w:tcMar>
+          </w:tcPr>
+          <w:p>
+            <w:pPr>
+              <w:spacing w:after="0"/>
+            </w:pPr>
+            <w:r>
+              <w:rPr>
+                <w:sz w:val="21"/>
+                <w:szCs w:val="21"/>
+              </w:rPr>
+              <w:t xml:space="preserve">La norme commune qu'utilisent les connectors pour parler à Claude.</w:t>
+            </w:r>
+          </w:p>
+        </w:tc>
+      </w:tr>
+      <w:tr>
+        <w:trPr>
+          <w:cantSplit/>
+        </w:trPr>
+        <w:tc>
+          <w:tcPr>
+            <w:tcW w:type="dxa" w:w="2300"/>
+            <w:shd w:fill="FFFFFF" w:val="clear"/>
+            <w:tcMar>
+              <w:top w:type="dxa" w:w="70"/>
+              <w:left w:type="dxa" w:w="120"/>
+              <w:bottom w:type="dxa" w:w="70"/>
+              <w:right w:type="dxa" w:w="120"/>
+            </w:tcMar>
+          </w:tcPr>
+          <w:p>
+            <w:pPr>
+              <w:spacing w:after="0"/>
+            </w:pPr>
+            <w:r>
+              <w:rPr>
+                <w:sz w:val="21"/>
+                <w:szCs w:val="21"/>
+              </w:rPr>
+              <w:t xml:space="preserve">Dispatch</w:t>
+            </w:r>
+          </w:p>
+        </w:tc>
+        <w:tc>
+          <w:tcPr>
+            <w:tcW w:type="dxa" w:w="6726"/>
+            <w:shd w:fill="FFFFFF" w:val="clear"/>
+            <w:tcMar>
+              <w:top w:type="dxa" w:w="70"/>
+              <w:left w:type="dxa" w:w="120"/>
+              <w:bottom w:type="dxa" w:w="70"/>
+              <w:right w:type="dxa" w:w="120"/>
+            </w:tcMar>
+          </w:tcPr>
+          <w:p>
+            <w:pPr>
+              <w:spacing w:after="0"/>
+            </w:pPr>
+            <w:r>
+              <w:rPr>
+                <w:sz w:val="21"/>
+                <w:szCs w:val="21"/>
+              </w:rPr>
+              <w:t xml:space="preserve">Lancer une tâche Cowork depuis votre téléphone ; le PC fait le travail.</w:t>
+            </w:r>
+          </w:p>
+        </w:tc>
+      </w:tr>
+      <w:tr>
+        <w:trPr>
+          <w:cantSplit/>
+        </w:trPr>
+        <w:tc>
+          <w:tcPr>
+            <w:tcW w:type="dxa" w:w="2300"/>
+            <w:shd w:fill="EDF2F7" w:val="clear"/>
+            <w:tcMar>
+              <w:top w:type="dxa" w:w="70"/>
+              <w:left w:type="dxa" w:w="120"/>
+              <w:bottom w:type="dxa" w:w="70"/>
+              <w:right w:type="dxa" w:w="120"/>
+            </w:tcMar>
+          </w:tcPr>
+          <w:p>
+            <w:pPr>
+              <w:spacing w:after="0"/>
+            </w:pPr>
+            <w:r>
+              <w:rPr>
+                <w:sz w:val="21"/>
+                <w:szCs w:val="21"/>
+              </w:rPr>
+              <w:t xml:space="preserve">Code</w:t>
+            </w:r>
+          </w:p>
+        </w:tc>
+        <w:tc>
+          <w:tcPr>
+            <w:tcW w:type="dxa" w:w="6726"/>
+            <w:shd w:fill="EDF2F7" w:val="clear"/>
+            <w:tcMar>
+              <w:top w:type="dxa" w:w="70"/>
+              <w:left w:type="dxa" w:w="120"/>
+              <w:bottom w:type="dxa" w:w="70"/>
+              <w:right w:type="dxa" w:w="120"/>
+            </w:tcMar>
+          </w:tcPr>
+          <w:p>
+            <w:pPr>
+              <w:spacing w:after="0"/>
+            </w:pPr>
+            <w:r>
+              <w:rPr>
+                <w:sz w:val="21"/>
+                <w:szCs w:val="21"/>
+              </w:rPr>
+              <w:t xml:space="preserve">Claude qui écrit et exécute de vrais logiciels.</w:t>
+            </w:r>
+          </w:p>
+        </w:tc>
+      </w:tr>
+      <w:tr>
+        <w:trPr>
+          <w:cantSplit/>
+        </w:trPr>
+        <w:tc>
+          <w:tcPr>
+            <w:tcW w:type="dxa" w:w="2300"/>
+            <w:shd w:fill="FFFFFF" w:val="clear"/>
+            <w:tcMar>
+              <w:top w:type="dxa" w:w="70"/>
+              <w:left w:type="dxa" w:w="120"/>
+              <w:bottom w:type="dxa" w:w="70"/>
+              <w:right w:type="dxa" w:w="120"/>
+            </w:tcMar>
+          </w:tcPr>
+          <w:p>
+            <w:pPr>
+              <w:spacing w:after="0"/>
+            </w:pPr>
+            <w:r>
+              <w:rPr>
+                <w:sz w:val="21"/>
+                <w:szCs w:val="21"/>
+              </w:rPr>
+              <w:t xml:space="preserve">Clé d'API</w:t>
+            </w:r>
+          </w:p>
+        </w:tc>
+        <w:tc>
+          <w:tcPr>
+            <w:tcW w:type="dxa" w:w="6726"/>
+            <w:shd w:fill="FFFFFF" w:val="clear"/>
+            <w:tcMar>
+              <w:top w:type="dxa" w:w="70"/>
+              <w:left w:type="dxa" w:w="120"/>
+              <w:bottom w:type="dxa" w:w="70"/>
+              <w:right w:type="dxa" w:w="120"/>
+            </w:tcMar>
+          </w:tcPr>
+          <w:p>
+            <w:pPr>
+              <w:spacing w:after="0"/>
+            </w:pPr>
+            <w:r>
+              <w:rPr>
+                <w:sz w:val="21"/>
+                <w:szCs w:val="21"/>
+              </w:rPr>
+              <w:t xml:space="preserve">Un code secret qui permet à un programme d'utiliser un service. Ne la collez jamais dans une conversation.</w:t>
+            </w:r>
+          </w:p>
+        </w:tc>
+      </w:tr>
+      <w:tr>
+        <w:trPr>
+          <w:cantSplit/>
+        </w:trPr>
+        <w:tc>
+          <w:tcPr>
+            <w:tcW w:type="dxa" w:w="2300"/>
+            <w:shd w:fill="EDF2F7" w:val="clear"/>
+            <w:tcMar>
+              <w:top w:type="dxa" w:w="70"/>
+              <w:left w:type="dxa" w:w="120"/>
+              <w:bottom w:type="dxa" w:w="70"/>
+              <w:right w:type="dxa" w:w="120"/>
+            </w:tcMar>
+          </w:tcPr>
+          <w:p>
+            <w:pPr>
+              <w:spacing w:after="0"/>
+            </w:pPr>
+            <w:r>
+              <w:rPr>
+                <w:sz w:val="21"/>
+                <w:szCs w:val="21"/>
+              </w:rPr>
+              <w:t xml:space="preserve">Skip permissions</w:t>
+            </w:r>
+          </w:p>
+        </w:tc>
+        <w:tc>
+          <w:tcPr>
+            <w:tcW w:type="dxa" w:w="6726"/>
+            <w:shd w:fill="EDF2F7" w:val="clear"/>
+            <w:tcMar>
+              <w:top w:type="dxa" w:w="70"/>
+              <w:left w:type="dxa" w:w="120"/>
+              <w:bottom w:type="dxa" w:w="70"/>
+              <w:right w:type="dxa" w:w="120"/>
+            </w:tcMar>
+          </w:tcPr>
+          <w:p>
+            <w:pPr>
+              <w:spacing w:after="0"/>
+            </w:pPr>
+            <w:r>
+              <w:rPr>
+                <w:sz w:val="21"/>
+                <w:szCs w:val="21"/>
+              </w:rPr>
+              <w:t xml:space="preserve">Un mode où Claude agit sans demander. Seulement sur des fichiers remplaçables.</w:t>
+            </w:r>
+          </w:p>
+        </w:tc>
+      </w:tr>
+      <w:tr>
+        <w:trPr>
+          <w:cantSplit/>
+        </w:trPr>
+        <w:tc>
+          <w:tcPr>
+            <w:tcW w:type="dxa" w:w="2300"/>
+            <w:shd w:fill="FFFFFF" w:val="clear"/>
+            <w:tcMar>
+              <w:top w:type="dxa" w:w="70"/>
+              <w:left w:type="dxa" w:w="120"/>
+              <w:bottom w:type="dxa" w:w="70"/>
+              <w:right w:type="dxa" w:w="120"/>
+            </w:tcMar>
+          </w:tcPr>
+          <w:p>
+            <w:pPr>
+              <w:spacing w:after="0"/>
+            </w:pPr>
+            <w:r>
+              <w:rPr>
+                <w:sz w:val="21"/>
+                <w:szCs w:val="21"/>
+              </w:rPr>
+              <w:t xml:space="preserve">Computer use</w:t>
+            </w:r>
+          </w:p>
+        </w:tc>
+        <w:tc>
+          <w:tcPr>
+            <w:tcW w:type="dxa" w:w="6726"/>
+            <w:shd w:fill="FFFFFF" w:val="clear"/>
+            <w:tcMar>
+              <w:top w:type="dxa" w:w="70"/>
+              <w:left w:type="dxa" w:w="120"/>
+              <w:bottom w:type="dxa" w:w="70"/>
+              <w:right w:type="dxa" w:w="120"/>
+            </w:tcMar>
+          </w:tcPr>
+          <w:p>
+            <w:pPr>
+              <w:spacing w:after="0"/>
+            </w:pPr>
+            <w:r>
+              <w:rPr>
+                <w:sz w:val="21"/>
+                <w:szCs w:val="21"/>
+              </w:rPr>
+              <w:t xml:space="preserve">Claude qui déplace votre souris et tape sur votre écran. Donnez-lui le moins d'accès possible.</w:t>
             </w:r>
           </w:p>
         </w:tc>
       </w:tr>
     </w:tbl>
+    <w:p>
+      <w:pPr>
+        <w:spacing w:after="80" w:line="120" w:lineRule="exact"/>
+      </w:pPr>
+    </w:p>
     <w:p>
       <w:pPr>
         <w:pStyle w:val="Heading1"/>
@@ -8409,7 +9294,7 @@
               <w:spacing w:after="88" w:line="256"/>
             </w:pPr>
             <w:r>
-              <w:t xml:space="preserve">Plusieurs nomment d'anciens modèles (« Opus 4.7 ») et des chiffres périmés. Les modèles actuels sont Opus 4.8, Sonnet 4.6, Haiku 4.5 — fiez-vous à ce manuel plutôt qu'aux numéros d'une vidéo.</w:t>
+              <w:t xml:space="preserve">Plusieurs nomment d'anciens modèles et des chiffres périmés. Pour les noms de modèles, fiez-vous au sélecteur de modèle de l'app plutôt qu'à une vidéo ou un livre.</w:t>
             </w:r>
           </w:p>
         </w:tc>

--- a/source/fr/1-level-zero.docx
+++ b/source/fr/1-level-zero.docx
@@ -401,6 +401,68 @@
         </w:tc>
       </w:tr>
     </w:tbl>
+    <w:tbl>
+      <w:tblPr>
+        <w:tblW w:type="dxa" w:w="9026"/>
+      </w:tblPr>
+      <w:tblGrid>
+        <w:gridCol w:w="9026"/>
+      </w:tblGrid>
+      <w:tr>
+        <w:trPr>
+          <w:cantSplit/>
+        </w:trPr>
+        <w:tc>
+          <w:tcPr>
+            <w:tcW w:type="dxa" w:w="9026"/>
+            <w:tcBorders>
+              <w:top w:val="single" w:color="B7892B" w:sz="2"/>
+              <w:left w:val="single" w:color="B7892B" w:sz="18"/>
+              <w:bottom w:val="single" w:color="B7892B" w:sz="2"/>
+              <w:right w:val="single" w:color="B7892B" w:sz="2"/>
+            </w:tcBorders>
+            <w:shd w:fill="FFF6E0" w:val="clear"/>
+            <w:tcMar>
+              <w:top w:type="dxa" w:w="120"/>
+              <w:left w:type="dxa" w:w="200"/>
+              <w:bottom w:type="dxa" w:w="120"/>
+              <w:right w:type="dxa" w:w="160"/>
+            </w:tcMar>
+          </w:tcPr>
+          <w:p>
+            <w:pPr>
+              <w:keepNext/>
+              <w:spacing w:after="60"/>
+            </w:pPr>
+            <w:r>
+              <w:rPr>
+                <w:b/>
+                <w:bCs/>
+                <w:color w:val="B7892B"/>
+                <w:sz w:val="22"/>
+                <w:szCs w:val="22"/>
+              </w:rPr>
+              <w:t xml:space="preserve">Chat et Cowork deviennent une seule app</w:t>
+            </w:r>
+          </w:p>
+          <w:p>
+            <w:pPr>
+              <w:keepLines/>
+              <w:widowControl/>
+              <w:spacing w:after="60" w:line="262"/>
+            </w:pPr>
+            <w:r>
+              <w:t xml:space="preserve">Depuis fin septembre 2026, Anthropic fusionne Chat et Cowork en une seule app Claude, d'abord sur Pro et Max. Là où ce guide parle de Cowork, vous verrez peut-être simplement Claude. Les idées et les habitudes restent les mêmes.</w:t>
+            </w:r>
+          </w:p>
+        </w:tc>
+      </w:tr>
+    </w:tbl>
+    <w:p>
+      <w:pPr>
+        <w:spacing w:after="80" w:line="120" w:lineRule="exact"/>
+      </w:pPr>
+    </w:p>
     <w:tbl>
       <w:tblPr>
         <w:tblW w:type="dxa" w:w="9026"/>
@@ -2532,7 +2594,7 @@
               <w:spacing w:after="88" w:line="256"/>
             </w:pPr>
             <w:r>
-              <w:t xml:space="preserve">Les modèles les plus capables (Opus et Sonnet) tiennent environ 1 000 000 de tokens d'un coup (c'est ce qu'on appelle la fenêtre de contexte) — très approximativement 750 000 mots, un token valant environ trois quarts d'un mot ; le petit rapide (Haiku) en tient environ 200 000. C'est énorme — mais, comme l'explique le chapitre 12, plus plein n'est pas toujours mieux.</w:t>
+              <w:t xml:space="preserve">Les modèles les plus capables (Opus et Sonnet) tiennent environ 1 000 000 de tokens d'un coup (c'est ce qu'on appelle la fenêtre de contexte) — très approximativement 555 000 mots sur les modèles les plus récents (environ 750 000 sur les plus anciens), un token valant un peu plus d'un demi-mot ; le petit rapide (Haiku) en tient environ 200 000. C'est énorme — mais, comme l'explique le chapitre 12, plus plein n'est pas toujours mieux.</w:t>
             </w:r>
           </w:p>
         </w:tc>
@@ -6209,7 +6271,7 @@
         <w:t xml:space="preserve">Vous les gérez </w:t>
       </w:r>
       <w:r>
-        <w:t xml:space="preserve">dans l'app, sous Settings, Capabilities. Un skill ne s'améliore que si on modifie son fichier.</w:t>
+        <w:t xml:space="preserve">dans l'app, sous Customize, puis Skills. Un skill ne s'améliore que si on modifie son fichier.</w:t>
       </w:r>
     </w:p>
     <w:tbl>
@@ -7893,7 +7955,7 @@
                 <w:sz w:val="21"/>
                 <w:szCs w:val="21"/>
               </w:rPr>
-              <w:t xml:space="preserve">Un morceau de texte, environ trois quarts d'un mot. Limites et coûts se comptent en tokens.</w:t>
+              <w:t xml:space="preserve">Un morceau de texte, entre la moitié et les trois quarts d'un mot selon le modèle. Limites et coûts se comptent en tokens.</w:t>
             </w:r>
           </w:p>
         </w:tc>

--- a/source/fr/1-level-zero.docx
+++ b/source/fr/1-level-zero.docx
@@ -395,7 +395,7 @@
               <w:spacing w:after="88" w:line="256"/>
             </w:pPr>
             <w:r>
-              <w:t xml:space="preserve">Tout ici reflète Claude en août 2026 : les familles de modèles Opus, Sonnet, Haiku et Fable (numéros autour d'Opus 4.8, Sonnet 4.6 et le nouveau Sonnet 5, Haiku 4.5, Fable 5), l'app de bureau Cowork, et le nouvel accueil unifié qui montre Chat, Cowork et vos Projects dans une seule barre latérale. Anthropic publie des mises à jour très vite — souvent en jours, pas en mois — donc un écran, un nom de menu ou un numéro de modèle a pu déjà bouger. Quand ce que vous voyez ne correspond pas à cette page, fiez-vous à l'app et à claude.com. Les idées et les habitudes de ce livre restent vraies même quand les boutons changent de place.</w:t>
+              <w:t xml:space="preserve">Tout ici reflète Claude en août 2026 : les familles de modèles Opus, Sonnet, Haiku et Fable (vérifié à nouveau le 28 septembre 2026 : Opus 5.5, Sonnet 5, Haiku 4.5 et Fable 5.1), l'app de bureau Cowork, et le nouvel accueil unifié qui montre Chat, Cowork et vos Projects dans une seule barre latérale. Anthropic publie des mises à jour très vite — souvent en jours, pas en mois — donc un écran, un nom de menu ou un numéro de modèle a pu déjà bouger. Quand ce que vous voyez ne correspond pas à cette page, fiez-vous à l'app et à claude.com. Les idées et les habitudes de ce livre restent vraies même quand les boutons changent de place.</w:t>
             </w:r>
           </w:p>
         </w:tc>
@@ -2281,7 +2281,7 @@
                 <w:sz w:val="21"/>
                 <w:szCs w:val="21"/>
               </w:rPr>
-              <w:t xml:space="preserve">Opus (4.8)</w:t>
+              <w:t xml:space="preserve">Opus (5.5)</w:t>
             </w:r>
           </w:p>
         </w:tc>
@@ -2349,7 +2349,7 @@
                 <w:sz w:val="21"/>
                 <w:szCs w:val="21"/>
               </w:rPr>
-              <w:t xml:space="preserve">Sonnet (4.6)</w:t>
+              <w:t xml:space="preserve">Sonnet (5)</w:t>
             </w:r>
           </w:p>
         </w:tc>
@@ -2659,7 +2659,7 @@
               <w:spacing w:after="88" w:line="256"/>
             </w:pPr>
             <w:r>
-              <w:t xml:space="preserve">Pensez en niveaux, pas en numéros : un petit rapide (Haiku), un équilibré (Sonnet), le plus capable (Opus), et une famille phare supérieure (Fable). Anthropic publie sans cesse de nouvelles versions — Fable 5 et un nouveau Sonnet sont arrivés mi-2026 — donc les numéros exacts de cette page vont dériver. Ce que le sélecteur de modèle affiche aujourd'hui fait foi. Pour le vrai travail, prenez le modèle le plus capable dont vous disposez.</w:t>
+              <w:t xml:space="preserve">Pensez en niveaux, pas en numéros : un petit rapide (Haiku), un équilibré (Sonnet), le plus capable (Opus), et une famille phare supérieure (Fable). Anthropic publie sans cesse de nouvelles versions — Fable 5.1, Opus 5.5 et Sonnet 5 sont tous arrivés en 2026 — donc les numéros exacts de cette page vont dériver. Ce que le sélecteur de modèle affiche aujourd'hui fait foi. Pour le vrai travail, prenez le modèle le plus capable dont vous disposez.</w:t>
             </w:r>
           </w:p>
         </w:tc>

--- a/source/fr/1-level-zero.docx
+++ b/source/fr/1-level-zero.docx
@@ -152,6 +152,45 @@
           <w:szCs w:val="20"/>
         </w:rPr>
         <w:t xml:space="preserve">Version 3.3 — Septembre 2026</w:t>
+      </w:r>
+    </w:p>
+    <w:p>
+      <w:pPr>
+        <w:spacing w:before="240" w:after="120"/>
+        <w:jc w:val="center"/>
+      </w:pPr>
+      <w:r>
+        <w:drawing>
+          <wp:inline distT="0" distB="0" distL="0" distR="0">
+            <wp:extent cx="1142307" cy="2160000"/>
+            <wp:docPr id="912" name="Mascot 12" descr="Mascot"/>
+            <a:graphic xmlns:a="http://schemas.openxmlformats.org/drawingml/2006/main">
+              <a:graphicData uri="http://schemas.openxmlformats.org/drawingml/2006/picture">
+                <pic:pic xmlns:pic="http://schemas.openxmlformats.org/drawingml/2006/picture">
+                  <pic:nvPicPr>
+                    <pic:cNvPr id="912" name="img12.png"/>
+                    <pic:cNvPicPr/>
+                  </pic:nvPicPr>
+                  <pic:blipFill>
+                    <a:blip r:embed="rIdImg12"/>
+                    <a:stretch>
+                      <a:fillRect/>
+                    </a:stretch>
+                  </pic:blipFill>
+                  <pic:spPr>
+                    <a:xfrm>
+                      <a:off x="0" y="0"/>
+                      <a:ext cx="1142307" cy="2160000"/>
+                    </a:xfrm>
+                    <a:prstGeom prst="rect">
+                      <a:avLst/>
+                    </a:prstGeom>
+                  </pic:spPr>
+                </pic:pic>
+              </a:graphicData>
+            </a:graphic>
+          </wp:inline>
+        </w:drawing>
       </w:r>
     </w:p>
     <w:p>
@@ -465,6 +504,7 @@
     </w:p>
     <w:tbl>
       <w:tblPr>
+        <w:tblLayout w:type="fixed"/>
         <w:tblW w:type="dxa" w:w="9026"/>
         <w:tblBorders>
           <w:top w:val="single" w:color="auto" w:sz="4"/>
@@ -476,7 +516,8 @@
         </w:tblBorders>
       </w:tblPr>
       <w:tblGrid>
-        <w:gridCol w:w="9026"/>
+        <w:gridCol w:w="1150"/>
+        <w:gridCol w:w="7876"/>
       </w:tblGrid>
       <w:tr>
         <w:trPr>
@@ -484,11 +525,69 @@
         </w:trPr>
         <w:tc>
           <w:tcPr>
-            <w:tcW w:type="dxa" w:w="9026"/>
+            <w:tcW w:type="dxa" w:w="1150"/>
             <w:tcBorders>
               <w:top w:val="single" w:color="2E7D32" w:sz="2"/>
               <w:left w:val="single" w:color="2E7D32" w:sz="18"/>
               <w:bottom w:val="single" w:color="2E7D32" w:sz="2"/>
+              <w:right w:val="nil"/>
+            </w:tcBorders>
+            <w:shd w:fill="EAF3EA" w:val="clear"/>
+            <w:tcMar>
+              <w:top w:type="dxa" w:w="80"/>
+              <w:left w:type="dxa" w:w="120"/>
+              <w:bottom w:type="dxa" w:w="80"/>
+              <w:right w:type="dxa" w:w="60"/>
+            </w:tcMar>
+            <w:vAlign w:val="center"/>
+          </w:tcPr>
+          <w:p>
+            <w:pPr>
+              <w:spacing w:after="0"/>
+              <w:jc w:val="center"/>
+            </w:pPr>
+            <w:r>
+              <w:drawing>
+                <wp:inline distT="0" distB="0" distL="0" distR="0">
+                  <wp:extent cx="387692" cy="576000"/>
+                  <wp:docPr id="901" name="Mascot 1" descr="Mascot"/>
+                  <a:graphic xmlns:a="http://schemas.openxmlformats.org/drawingml/2006/main">
+                    <a:graphicData uri="http://schemas.openxmlformats.org/drawingml/2006/picture">
+                      <pic:pic xmlns:pic="http://schemas.openxmlformats.org/drawingml/2006/picture">
+                        <pic:nvPicPr>
+                          <pic:cNvPr id="901" name="img1.png"/>
+                          <pic:cNvPicPr/>
+                        </pic:nvPicPr>
+                        <pic:blipFill>
+                          <a:blip r:embed="rIdImg1"/>
+                          <a:stretch>
+                            <a:fillRect/>
+                          </a:stretch>
+                        </pic:blipFill>
+                        <pic:spPr>
+                          <a:xfrm>
+                            <a:off x="0" y="0"/>
+                            <a:ext cx="387692" cy="576000"/>
+                          </a:xfrm>
+                          <a:prstGeom prst="rect">
+                            <a:avLst/>
+                          </a:prstGeom>
+                        </pic:spPr>
+                      </pic:pic>
+                    </a:graphicData>
+                  </a:graphic>
+                </wp:inline>
+              </w:drawing>
+            </w:r>
+          </w:p>
+        </w:tc>
+        <w:tc>
+          <w:tcPr>
+            <w:tcW w:type="dxa" w:w="7876"/>
+            <w:tcBorders>
+              <w:top w:val="single" w:color="2E7D32" w:sz="2"/>
+              <w:left w:val="nil"/>
+              <w:bottom w:val="single" w:color="2E7D32" w:sz="2"/>
               <w:right w:val="single" w:color="2E7D32" w:sz="2"/>
             </w:tcBorders>
             <w:shd w:fill="EAF3EA" w:val="clear"/>
@@ -498,6 +597,7 @@
               <w:bottom w:type="dxa" w:w="120"/>
               <w:right w:type="dxa" w:w="160"/>
             </w:tcMar>
+            <w:vAlign w:val="center"/>
           </w:tcPr>
           <w:p>
             <w:pPr>
@@ -910,6 +1010,7 @@
     </w:p>
     <w:tbl>
       <w:tblPr>
+        <w:tblLayout w:type="fixed"/>
         <w:tblW w:type="dxa" w:w="9026"/>
         <w:tblBorders>
           <w:top w:val="single" w:color="auto" w:sz="4"/>
@@ -921,7 +1022,8 @@
         </w:tblBorders>
       </w:tblPr>
       <w:tblGrid>
-        <w:gridCol w:w="9026"/>
+        <w:gridCol w:w="1150"/>
+        <w:gridCol w:w="7876"/>
       </w:tblGrid>
       <w:tr>
         <w:trPr>
@@ -929,11 +1031,69 @@
         </w:trPr>
         <w:tc>
           <w:tcPr>
-            <w:tcW w:type="dxa" w:w="9026"/>
+            <w:tcW w:type="dxa" w:w="1150"/>
             <w:tcBorders>
               <w:top w:val="single" w:color="2E7D32" w:sz="2"/>
               <w:left w:val="single" w:color="2E7D32" w:sz="18"/>
               <w:bottom w:val="single" w:color="2E7D32" w:sz="2"/>
+              <w:right w:val="nil"/>
+            </w:tcBorders>
+            <w:shd w:fill="EAF3EA" w:val="clear"/>
+            <w:tcMar>
+              <w:top w:type="dxa" w:w="80"/>
+              <w:left w:type="dxa" w:w="120"/>
+              <w:bottom w:type="dxa" w:w="80"/>
+              <w:right w:type="dxa" w:w="60"/>
+            </w:tcMar>
+            <w:vAlign w:val="center"/>
+          </w:tcPr>
+          <w:p>
+            <w:pPr>
+              <w:spacing w:after="0"/>
+              <w:jc w:val="center"/>
+            </w:pPr>
+            <w:r>
+              <w:drawing>
+                <wp:inline distT="0" distB="0" distL="0" distR="0">
+                  <wp:extent cx="387692" cy="576000"/>
+                  <wp:docPr id="902" name="Mascot 2" descr="Mascot"/>
+                  <a:graphic xmlns:a="http://schemas.openxmlformats.org/drawingml/2006/main">
+                    <a:graphicData uri="http://schemas.openxmlformats.org/drawingml/2006/picture">
+                      <pic:pic xmlns:pic="http://schemas.openxmlformats.org/drawingml/2006/picture">
+                        <pic:nvPicPr>
+                          <pic:cNvPr id="902" name="img2.png"/>
+                          <pic:cNvPicPr/>
+                        </pic:nvPicPr>
+                        <pic:blipFill>
+                          <a:blip r:embed="rIdImg2"/>
+                          <a:stretch>
+                            <a:fillRect/>
+                          </a:stretch>
+                        </pic:blipFill>
+                        <pic:spPr>
+                          <a:xfrm>
+                            <a:off x="0" y="0"/>
+                            <a:ext cx="387692" cy="576000"/>
+                          </a:xfrm>
+                          <a:prstGeom prst="rect">
+                            <a:avLst/>
+                          </a:prstGeom>
+                        </pic:spPr>
+                      </pic:pic>
+                    </a:graphicData>
+                  </a:graphic>
+                </wp:inline>
+              </w:drawing>
+            </w:r>
+          </w:p>
+        </w:tc>
+        <w:tc>
+          <w:tcPr>
+            <w:tcW w:type="dxa" w:w="7876"/>
+            <w:tcBorders>
+              <w:top w:val="single" w:color="2E7D32" w:sz="2"/>
+              <w:left w:val="nil"/>
+              <w:bottom w:val="single" w:color="2E7D32" w:sz="2"/>
               <w:right w:val="single" w:color="2E7D32" w:sz="2"/>
             </w:tcBorders>
             <w:shd w:fill="EAF3EA" w:val="clear"/>
@@ -943,6 +1103,7 @@
               <w:bottom w:type="dxa" w:w="120"/>
               <w:right w:type="dxa" w:w="160"/>
             </w:tcMar>
+            <w:vAlign w:val="center"/>
           </w:tcPr>
           <w:p>
             <w:pPr>
@@ -2690,6 +2851,7 @@
     </w:p>
     <w:tbl>
       <w:tblPr>
+        <w:tblLayout w:type="fixed"/>
         <w:tblW w:type="dxa" w:w="9026"/>
         <w:tblBorders>
           <w:top w:val="single" w:color="auto" w:sz="4"/>
@@ -2701,7 +2863,8 @@
         </w:tblBorders>
       </w:tblPr>
       <w:tblGrid>
-        <w:gridCol w:w="9026"/>
+        <w:gridCol w:w="1150"/>
+        <w:gridCol w:w="7876"/>
       </w:tblGrid>
       <w:tr>
         <w:trPr>
@@ -2709,11 +2872,69 @@
         </w:trPr>
         <w:tc>
           <w:tcPr>
-            <w:tcW w:type="dxa" w:w="9026"/>
+            <w:tcW w:type="dxa" w:w="1150"/>
             <w:tcBorders>
               <w:top w:val="single" w:color="2E7D32" w:sz="2"/>
               <w:left w:val="single" w:color="2E7D32" w:sz="18"/>
               <w:bottom w:val="single" w:color="2E7D32" w:sz="2"/>
+              <w:right w:val="nil"/>
+            </w:tcBorders>
+            <w:shd w:fill="EAF3EA" w:val="clear"/>
+            <w:tcMar>
+              <w:top w:type="dxa" w:w="80"/>
+              <w:left w:type="dxa" w:w="120"/>
+              <w:bottom w:type="dxa" w:w="80"/>
+              <w:right w:type="dxa" w:w="60"/>
+            </w:tcMar>
+            <w:vAlign w:val="center"/>
+          </w:tcPr>
+          <w:p>
+            <w:pPr>
+              <w:spacing w:after="0"/>
+              <w:jc w:val="center"/>
+            </w:pPr>
+            <w:r>
+              <w:drawing>
+                <wp:inline distT="0" distB="0" distL="0" distR="0">
+                  <wp:extent cx="387692" cy="576000"/>
+                  <wp:docPr id="903" name="Mascot 3" descr="Mascot"/>
+                  <a:graphic xmlns:a="http://schemas.openxmlformats.org/drawingml/2006/main">
+                    <a:graphicData uri="http://schemas.openxmlformats.org/drawingml/2006/picture">
+                      <pic:pic xmlns:pic="http://schemas.openxmlformats.org/drawingml/2006/picture">
+                        <pic:nvPicPr>
+                          <pic:cNvPr id="903" name="img3.png"/>
+                          <pic:cNvPicPr/>
+                        </pic:nvPicPr>
+                        <pic:blipFill>
+                          <a:blip r:embed="rIdImg3"/>
+                          <a:stretch>
+                            <a:fillRect/>
+                          </a:stretch>
+                        </pic:blipFill>
+                        <pic:spPr>
+                          <a:xfrm>
+                            <a:off x="0" y="0"/>
+                            <a:ext cx="387692" cy="576000"/>
+                          </a:xfrm>
+                          <a:prstGeom prst="rect">
+                            <a:avLst/>
+                          </a:prstGeom>
+                        </pic:spPr>
+                      </pic:pic>
+                    </a:graphicData>
+                  </a:graphic>
+                </wp:inline>
+              </w:drawing>
+            </w:r>
+          </w:p>
+        </w:tc>
+        <w:tc>
+          <w:tcPr>
+            <w:tcW w:type="dxa" w:w="7876"/>
+            <w:tcBorders>
+              <w:top w:val="single" w:color="2E7D32" w:sz="2"/>
+              <w:left w:val="nil"/>
+              <w:bottom w:val="single" w:color="2E7D32" w:sz="2"/>
               <w:right w:val="single" w:color="2E7D32" w:sz="2"/>
             </w:tcBorders>
             <w:shd w:fill="EAF3EA" w:val="clear"/>
@@ -2723,6 +2944,7 @@
               <w:bottom w:type="dxa" w:w="120"/>
               <w:right w:type="dxa" w:w="160"/>
             </w:tcMar>
+            <w:vAlign w:val="center"/>
           </w:tcPr>
           <w:p>
             <w:pPr>
@@ -3038,6 +3260,7 @@
     </w:p>
     <w:tbl>
       <w:tblPr>
+        <w:tblLayout w:type="fixed"/>
         <w:tblW w:type="dxa" w:w="9026"/>
         <w:tblBorders>
           <w:top w:val="single" w:color="auto" w:sz="4"/>
@@ -3049,7 +3272,8 @@
         </w:tblBorders>
       </w:tblPr>
       <w:tblGrid>
-        <w:gridCol w:w="9026"/>
+        <w:gridCol w:w="1150"/>
+        <w:gridCol w:w="7876"/>
       </w:tblGrid>
       <w:tr>
         <w:trPr>
@@ -3057,11 +3281,69 @@
         </w:trPr>
         <w:tc>
           <w:tcPr>
-            <w:tcW w:type="dxa" w:w="9026"/>
+            <w:tcW w:type="dxa" w:w="1150"/>
             <w:tcBorders>
               <w:top w:val="single" w:color="2E7D32" w:sz="2"/>
               <w:left w:val="single" w:color="2E7D32" w:sz="18"/>
               <w:bottom w:val="single" w:color="2E7D32" w:sz="2"/>
+              <w:right w:val="nil"/>
+            </w:tcBorders>
+            <w:shd w:fill="EAF3EA" w:val="clear"/>
+            <w:tcMar>
+              <w:top w:type="dxa" w:w="80"/>
+              <w:left w:type="dxa" w:w="120"/>
+              <w:bottom w:type="dxa" w:w="80"/>
+              <w:right w:type="dxa" w:w="60"/>
+            </w:tcMar>
+            <w:vAlign w:val="center"/>
+          </w:tcPr>
+          <w:p>
+            <w:pPr>
+              <w:spacing w:after="0"/>
+              <w:jc w:val="center"/>
+            </w:pPr>
+            <w:r>
+              <w:drawing>
+                <wp:inline distT="0" distB="0" distL="0" distR="0">
+                  <wp:extent cx="387692" cy="576000"/>
+                  <wp:docPr id="904" name="Mascot 4" descr="Mascot"/>
+                  <a:graphic xmlns:a="http://schemas.openxmlformats.org/drawingml/2006/main">
+                    <a:graphicData uri="http://schemas.openxmlformats.org/drawingml/2006/picture">
+                      <pic:pic xmlns:pic="http://schemas.openxmlformats.org/drawingml/2006/picture">
+                        <pic:nvPicPr>
+                          <pic:cNvPr id="904" name="img4.png"/>
+                          <pic:cNvPicPr/>
+                        </pic:nvPicPr>
+                        <pic:blipFill>
+                          <a:blip r:embed="rIdImg4"/>
+                          <a:stretch>
+                            <a:fillRect/>
+                          </a:stretch>
+                        </pic:blipFill>
+                        <pic:spPr>
+                          <a:xfrm>
+                            <a:off x="0" y="0"/>
+                            <a:ext cx="387692" cy="576000"/>
+                          </a:xfrm>
+                          <a:prstGeom prst="rect">
+                            <a:avLst/>
+                          </a:prstGeom>
+                        </pic:spPr>
+                      </pic:pic>
+                    </a:graphicData>
+                  </a:graphic>
+                </wp:inline>
+              </w:drawing>
+            </w:r>
+          </w:p>
+        </w:tc>
+        <w:tc>
+          <w:tcPr>
+            <w:tcW w:type="dxa" w:w="7876"/>
+            <w:tcBorders>
+              <w:top w:val="single" w:color="2E7D32" w:sz="2"/>
+              <w:left w:val="nil"/>
+              <w:bottom w:val="single" w:color="2E7D32" w:sz="2"/>
               <w:right w:val="single" w:color="2E7D32" w:sz="2"/>
             </w:tcBorders>
             <w:shd w:fill="EAF3EA" w:val="clear"/>
@@ -3071,6 +3353,7 @@
               <w:bottom w:type="dxa" w:w="120"/>
               <w:right w:type="dxa" w:w="160"/>
             </w:tcMar>
+            <w:vAlign w:val="center"/>
           </w:tcPr>
           <w:p>
             <w:pPr>
@@ -3130,6 +3413,195 @@
       </w:r>
       <w:r>
         <w:t xml:space="preserve"> Claude explique son plan d'abord et attend votre feu vert.</w:t>
+      </w:r>
+    </w:p>
+    <w:tbl>
+      <w:tblPr>
+        <w:tblLayout w:type="fixed"/>
+        <w:tblW w:type="dxa" w:w="9026"/>
+        <w:tblBorders>
+          <w:top w:val="single" w:color="auto" w:sz="4"/>
+          <w:left w:val="single" w:color="auto" w:sz="4"/>
+          <w:bottom w:val="single" w:color="auto" w:sz="4"/>
+          <w:right w:val="single" w:color="auto" w:sz="4"/>
+          <w:insideH w:val="single" w:color="auto" w:sz="4"/>
+          <w:insideV w:val="single" w:color="auto" w:sz="4"/>
+        </w:tblBorders>
+      </w:tblPr>
+      <w:tblGrid>
+        <w:gridCol w:w="1150"/>
+        <w:gridCol w:w="7876"/>
+      </w:tblGrid>
+      <w:tr>
+        <w:trPr>
+          <w:cantSplit/>
+        </w:trPr>
+        <w:tc>
+          <w:tcPr>
+            <w:tcW w:type="dxa" w:w="1150"/>
+            <w:tcBorders>
+              <w:top w:val="single" w:color="B23A3A" w:sz="2"/>
+              <w:left w:val="single" w:color="B23A3A" w:sz="18"/>
+              <w:bottom w:val="single" w:color="B23A3A" w:sz="2"/>
+              <w:right w:val="nil"/>
+            </w:tcBorders>
+            <w:shd w:fill="FBEAEA" w:val="clear"/>
+            <w:tcMar>
+              <w:top w:type="dxa" w:w="80"/>
+              <w:left w:type="dxa" w:w="120"/>
+              <w:bottom w:type="dxa" w:w="80"/>
+              <w:right w:type="dxa" w:w="60"/>
+            </w:tcMar>
+            <w:vAlign w:val="center"/>
+          </w:tcPr>
+          <w:p>
+            <w:pPr>
+              <w:spacing w:after="0"/>
+              <w:jc w:val="center"/>
+            </w:pPr>
+            <w:r>
+              <w:drawing>
+                <wp:inline distT="0" distB="0" distL="0" distR="0">
+                  <wp:extent cx="409846" cy="576000"/>
+                  <wp:docPr id="905" name="Mascot 5" descr="Mascot"/>
+                  <a:graphic xmlns:a="http://schemas.openxmlformats.org/drawingml/2006/main">
+                    <a:graphicData uri="http://schemas.openxmlformats.org/drawingml/2006/picture">
+                      <pic:pic xmlns:pic="http://schemas.openxmlformats.org/drawingml/2006/picture">
+                        <pic:nvPicPr>
+                          <pic:cNvPr id="905" name="img5.png"/>
+                          <pic:cNvPicPr/>
+                        </pic:nvPicPr>
+                        <pic:blipFill>
+                          <a:blip r:embed="rIdImg5"/>
+                          <a:stretch>
+                            <a:fillRect/>
+                          </a:stretch>
+                        </pic:blipFill>
+                        <pic:spPr>
+                          <a:xfrm>
+                            <a:off x="0" y="0"/>
+                            <a:ext cx="409846" cy="576000"/>
+                          </a:xfrm>
+                          <a:prstGeom prst="rect">
+                            <a:avLst/>
+                          </a:prstGeom>
+                        </pic:spPr>
+                      </pic:pic>
+                    </a:graphicData>
+                  </a:graphic>
+                </wp:inline>
+              </w:drawing>
+            </w:r>
+          </w:p>
+        </w:tc>
+        <w:tc>
+          <w:tcPr>
+            <w:tcW w:type="dxa" w:w="7876"/>
+            <w:tcBorders>
+              <w:top w:val="single" w:color="B23A3A" w:sz="2"/>
+              <w:left w:val="nil"/>
+              <w:bottom w:val="single" w:color="B23A3A" w:sz="2"/>
+              <w:right w:val="single" w:color="B23A3A" w:sz="2"/>
+            </w:tcBorders>
+            <w:shd w:fill="FBEAEA" w:val="clear"/>
+            <w:tcMar>
+              <w:top w:type="dxa" w:w="120"/>
+              <w:left w:type="dxa" w:w="200"/>
+              <w:bottom w:type="dxa" w:w="120"/>
+              <w:right w:type="dxa" w:w="160"/>
+            </w:tcMar>
+            <w:vAlign w:val="center"/>
+          </w:tcPr>
+          <w:p>
+            <w:pPr>
+              <w:spacing w:after="60"/>
+            </w:pPr>
+            <w:r>
+              <w:rPr>
+                <w:b/>
+                <w:bCs/>
+                <w:color w:val="B23A3A"/>
+                <w:sz w:val="22"/>
+                <w:szCs w:val="22"/>
+              </w:rPr>
+              <w:t xml:space="preserve">Si vous ne trouvez pas le fichier créé</w:t>
+            </w:r>
+          </w:p>
+          <w:p>
+            <w:pPr>
+              <w:keepNext w:val="false"/>
+              <w:keepLines/>
+              <w:widowControl/>
+              <w:spacing w:after="88" w:line="256"/>
+            </w:pPr>
+            <w:r>
+              <w:t xml:space="preserve">Il est presque sûrement resté dans l'espace de travail temporaire de Claude et n'a jamais été enregistré dans votre dossier. Dites « enregistre le fichier final dans mon dossier et montre-moi le lien ». Plus de détails aux chapitres 10 et 11.</w:t>
+            </w:r>
+          </w:p>
+        </w:tc>
+      </w:tr>
+    </w:tbl>
+    <w:p>
+      <w:pPr>
+        <w:pStyle w:val="Heading1"/>
+        <w:keepNext/>
+        <w:keepLines/>
+      </w:pPr>
+      <w:r>
+        <w:t xml:space="preserve">5. Deux habitudes qui battent n'importe quel prompt</w:t>
+      </w:r>
+    </w:p>
+    <w:p>
+      <w:pPr>
+        <w:keepNext/>
+        <w:keepLines/>
+        <w:widowControl/>
+        <w:spacing w:after="88" w:line="256"/>
+      </w:pPr>
+      <w:r>
+        <w:t xml:space="preserve">Les gens passent des heures à chercher le « prompt magique » parfait. C'est de l'effort gaspillé. Deux habitudes simples font plus que n'importe quel modèle. Adoptez-les et tout devient plus facile.</w:t>
+      </w:r>
+    </w:p>
+    <w:p>
+      <w:pPr>
+        <w:pStyle w:val="Heading2"/>
+        <w:keepNext/>
+        <w:keepLines/>
+      </w:pPr>
+      <w:r>
+        <w:t xml:space="preserve">5.1 Laissez Claude VOUS poser les questions d'abord</w:t>
+      </w:r>
+    </w:p>
+    <w:p>
+      <w:pPr>
+        <w:keepNext/>
+        <w:keepLines/>
+        <w:widowControl/>
+        <w:spacing w:after="88" w:line="256"/>
+      </w:pPr>
+      <w:r>
+        <w:t xml:space="preserve">L'instinct du débutant est de rédiger l'instruction parfaite. Le chemin rapide est l'inverse : laissez Claude vous interviewer. Il sait ce qui lui manque ; vous, en général, non.</w:t>
+      </w:r>
+    </w:p>
+    <w:p>
+      <w:pPr>
+        <w:keepNext w:val="false"/>
+        <w:keepLines/>
+        <w:widowControl/>
+        <w:spacing w:after="88" w:line="256"/>
+      </w:pPr>
+      <w:r>
+        <w:t xml:space="preserve">Terminez par quatre mots : </w:t>
+      </w:r>
+      <w:r>
+        <w:rPr>
+          <w:b/>
+          <w:bCs/>
+        </w:rPr>
+        <w:t xml:space="preserve">« Pose-moi des questions d'abord. »</w:t>
+      </w:r>
+      <w:r>
+        <w:t xml:space="preserve"> Claude pose quelques courtes questions — souvent à cliquer — puis travaille. Meilleur résultat, bien moins de frappe.</w:t>
       </w:r>
     </w:p>
     <w:tbl>
@@ -3155,12 +3627,12 @@
           <w:tcPr>
             <w:tcW w:type="dxa" w:w="9026"/>
             <w:tcBorders>
-              <w:top w:val="single" w:color="B23A3A" w:sz="2"/>
-              <w:left w:val="single" w:color="B23A3A" w:sz="18"/>
-              <w:bottom w:val="single" w:color="B23A3A" w:sz="2"/>
-              <w:right w:val="single" w:color="B23A3A" w:sz="2"/>
+              <w:top w:val="single" w:color="B7892B" w:sz="2"/>
+              <w:left w:val="single" w:color="B7892B" w:sz="18"/>
+              <w:bottom w:val="single" w:color="B7892B" w:sz="2"/>
+              <w:right w:val="single" w:color="B7892B" w:sz="2"/>
             </w:tcBorders>
-            <w:shd w:fill="FBEAEA" w:val="clear"/>
+            <w:shd w:fill="FFF6E0" w:val="clear"/>
             <w:tcMar>
               <w:top w:type="dxa" w:w="120"/>
               <w:left w:type="dxa" w:w="200"/>
@@ -3176,11 +3648,11 @@
               <w:rPr>
                 <w:b/>
                 <w:bCs/>
-                <w:color w:val="B23A3A"/>
+                <w:color w:val="B7892B"/>
                 <w:sz w:val="22"/>
                 <w:szCs w:val="22"/>
               </w:rPr>
-              <w:t xml:space="preserve">Si vous ne trouvez pas le fichier créé</w:t>
+              <w:t xml:space="preserve">À copier-coller</w:t>
             </w:r>
           </w:p>
           <w:p>
@@ -3191,7 +3663,7 @@
               <w:spacing w:after="88" w:line="256"/>
             </w:pPr>
             <w:r>
-              <w:t xml:space="preserve">Il est presque sûrement resté dans l'espace de travail temporaire de Claude et n'a jamais été enregistré dans votre dossier. Dites « enregistre le fichier final dans mon dossier et montre-moi le lien ». Plus de détails aux chapitres 10 et 11.</w:t>
+              <w:t xml:space="preserve">Avant de commencer, pose-moi les questions dont tu as besoin pour bien faire — une à la fois — et attends mes réponses avant de travailler.</w:t>
             </w:r>
           </w:p>
         </w:tc>
@@ -3199,23 +3671,13 @@
     </w:tbl>
     <w:p>
       <w:pPr>
-        <w:pStyle w:val="Heading1"/>
-        <w:keepNext/>
-        <w:keepLines/>
-      </w:pPr>
-      <w:r>
-        <w:t xml:space="preserve">5. Deux habitudes qui battent n'importe quel prompt</w:t>
-      </w:r>
-    </w:p>
-    <w:p>
-      <w:pPr>
-        <w:keepNext/>
+        <w:keepNext w:val="false"/>
         <w:keepLines/>
         <w:widowControl/>
         <w:spacing w:after="88" w:line="256"/>
       </w:pPr>
       <w:r>
-        <w:t xml:space="preserve">Les gens passent des heures à chercher le « prompt magique » parfait. C'est de l'effort gaspillé. Deux habitudes simples font plus que n'importe quel modèle. Adoptez-les et tout devient plus facile.</w:t>
+        <w:t xml:space="preserve">Deuxième moitié : pour tout ce qui est important, faites montrer le plan avant d'agir. « Montre-moi ton plan d'abord et attends mon feu vert » transforme un coup risqué en quelque chose que vous pilotez.</w:t>
       </w:r>
     </w:p>
     <w:p>
@@ -3225,7 +3687,7 @@
         <w:keepLines/>
       </w:pPr>
       <w:r>
-        <w:t xml:space="preserve">5.1 Laissez Claude VOUS poser les questions d'abord</w:t>
+        <w:t xml:space="preserve">5.2 Ne croyez jamais une réponse assurée — faites vérifier</w:t>
       </w:r>
     </w:p>
     <w:p>
@@ -3236,32 +3698,79 @@
         <w:spacing w:after="88" w:line="256"/>
       </w:pPr>
       <w:r>
-        <w:t xml:space="preserve">L'instinct du débutant est de rédiger l'instruction parfaite. Le chemin rapide est l'inverse : laissez Claude vous interviewer. Il sait ce qui lui manque ; vous, en général, non.</w:t>
-      </w:r>
-    </w:p>
-    <w:p>
-      <w:pPr>
+        <w:t xml:space="preserve">Claude semble aussi sûr quand il a tort que quand il a raison. La confiance est un réglage, pas une vérification. Traitez une réponse fluide comme un brouillon, pas un verdict.</w:t>
+      </w:r>
+    </w:p>
+    <w:p>
+      <w:pPr>
+        <w:pStyle w:val="ListParagraph"/>
         <w:keepNext w:val="false"/>
         <w:keepLines/>
         <w:widowControl/>
-        <w:spacing w:after="88" w:line="256"/>
-      </w:pPr>
-      <w:r>
-        <w:t xml:space="preserve">Terminez par quatre mots : </w:t>
-      </w:r>
+        <w:numPr>
+          <w:ilvl w:val="0"/>
+          <w:numId w:val="6"/>
+        </w:numPr>
+        <w:spacing w:after="40" w:line="252"/>
+      </w:pPr>
       <w:r>
         <w:rPr>
           <w:b/>
           <w:bCs/>
         </w:rPr>
-        <w:t xml:space="preserve">« Pose-moi des questions d'abord. »</w:t>
-      </w:r>
-      <w:r>
-        <w:t xml:space="preserve"> Claude pose quelques courtes questions — souvent à cliquer — puis travaille. Meilleur résultat, bien moins de frappe.</w:t>
+        <w:t xml:space="preserve">Gardez Web Search activé </w:t>
+      </w:r>
+      <w:r>
+        <w:t xml:space="preserve">pour qu'il vérifie sur des sources réelles au lieu de deviner.</w:t>
+      </w:r>
+    </w:p>
+    <w:p>
+      <w:pPr>
+        <w:pStyle w:val="ListParagraph"/>
+        <w:keepNext w:val="false"/>
+        <w:keepLines/>
+        <w:widowControl/>
+        <w:numPr>
+          <w:ilvl w:val="0"/>
+          <w:numId w:val="6"/>
+        </w:numPr>
+        <w:spacing w:after="40" w:line="252"/>
+      </w:pPr>
+      <w:r>
+        <w:rPr>
+          <w:b/>
+          <w:bCs/>
+        </w:rPr>
+        <w:t xml:space="preserve">Demandez-lui de s'auto-vérifier : </w:t>
+      </w:r>
+      <w:r>
+        <w:t xml:space="preserve">« Vérifie ta propre réponse avant que je m'y fie. Contrôle les faits et dis-moi ce dont tu n'es pas sûr. »</w:t>
+      </w:r>
+    </w:p>
+    <w:p>
+      <w:pPr>
+        <w:keepNext w:val="false"/>
+        <w:keepLines/>
+        <w:widowControl/>
+        <w:spacing w:after="88" w:line="256"/>
+      </w:pPr>
+      <w:r>
+        <w:t xml:space="preserve">Dernier piège : Claude est </w:t>
+      </w:r>
+      <w:r>
+        <w:rPr>
+          <w:b/>
+          <w:bCs/>
+        </w:rPr>
+        <w:t xml:space="preserve">complaisant</w:t>
+      </w:r>
+      <w:r>
+        <w:t xml:space="preserve"> — si vous le contredisez, il peut céder même quand il avait raison. Ne prenez pas son accord pour une preuve.</w:t>
       </w:r>
     </w:p>
     <w:tbl>
       <w:tblPr>
+        <w:tblLayout w:type="fixed"/>
         <w:tblW w:type="dxa" w:w="9026"/>
         <w:tblBorders>
           <w:top w:val="single" w:color="auto" w:sz="4"/>
@@ -3273,7 +3782,8 @@
         </w:tblBorders>
       </w:tblPr>
       <w:tblGrid>
-        <w:gridCol w:w="9026"/>
+        <w:gridCol w:w="1150"/>
+        <w:gridCol w:w="7876"/>
       </w:tblGrid>
       <w:tr>
         <w:trPr>
@@ -3281,184 +3791,79 @@
         </w:trPr>
         <w:tc>
           <w:tcPr>
-            <w:tcW w:type="dxa" w:w="9026"/>
+            <w:tcW w:type="dxa" w:w="1150"/>
             <w:tcBorders>
-              <w:top w:val="single" w:color="B7892B" w:sz="2"/>
-              <w:left w:val="single" w:color="B7892B" w:sz="18"/>
-              <w:bottom w:val="single" w:color="B7892B" w:sz="2"/>
-              <w:right w:val="single" w:color="B7892B" w:sz="2"/>
+              <w:top w:val="single" w:color="B23A3A" w:sz="2"/>
+              <w:left w:val="single" w:color="B23A3A" w:sz="18"/>
+              <w:bottom w:val="single" w:color="B23A3A" w:sz="2"/>
+              <w:right w:val="nil"/>
             </w:tcBorders>
-            <w:shd w:fill="FFF6E0" w:val="clear"/>
+            <w:shd w:fill="FBEAEA" w:val="clear"/>
+            <w:tcMar>
+              <w:top w:type="dxa" w:w="80"/>
+              <w:left w:type="dxa" w:w="120"/>
+              <w:bottom w:type="dxa" w:w="80"/>
+              <w:right w:type="dxa" w:w="60"/>
+            </w:tcMar>
+            <w:vAlign w:val="center"/>
+          </w:tcPr>
+          <w:p>
+            <w:pPr>
+              <w:spacing w:after="0"/>
+              <w:jc w:val="center"/>
+            </w:pPr>
+            <w:r>
+              <w:drawing>
+                <wp:inline distT="0" distB="0" distL="0" distR="0">
+                  <wp:extent cx="409846" cy="576000"/>
+                  <wp:docPr id="906" name="Mascot 6" descr="Mascot"/>
+                  <a:graphic xmlns:a="http://schemas.openxmlformats.org/drawingml/2006/main">
+                    <a:graphicData uri="http://schemas.openxmlformats.org/drawingml/2006/picture">
+                      <pic:pic xmlns:pic="http://schemas.openxmlformats.org/drawingml/2006/picture">
+                        <pic:nvPicPr>
+                          <pic:cNvPr id="906" name="img6.png"/>
+                          <pic:cNvPicPr/>
+                        </pic:nvPicPr>
+                        <pic:blipFill>
+                          <a:blip r:embed="rIdImg6"/>
+                          <a:stretch>
+                            <a:fillRect/>
+                          </a:stretch>
+                        </pic:blipFill>
+                        <pic:spPr>
+                          <a:xfrm>
+                            <a:off x="0" y="0"/>
+                            <a:ext cx="409846" cy="576000"/>
+                          </a:xfrm>
+                          <a:prstGeom prst="rect">
+                            <a:avLst/>
+                          </a:prstGeom>
+                        </pic:spPr>
+                      </pic:pic>
+                    </a:graphicData>
+                  </a:graphic>
+                </wp:inline>
+              </w:drawing>
+            </w:r>
+          </w:p>
+        </w:tc>
+        <w:tc>
+          <w:tcPr>
+            <w:tcW w:type="dxa" w:w="7876"/>
+            <w:tcBorders>
+              <w:top w:val="single" w:color="B23A3A" w:sz="2"/>
+              <w:left w:val="nil"/>
+              <w:bottom w:val="single" w:color="B23A3A" w:sz="2"/>
+              <w:right w:val="single" w:color="B23A3A" w:sz="2"/>
+            </w:tcBorders>
+            <w:shd w:fill="FBEAEA" w:val="clear"/>
             <w:tcMar>
               <w:top w:type="dxa" w:w="120"/>
               <w:left w:type="dxa" w:w="200"/>
               <w:bottom w:type="dxa" w:w="120"/>
               <w:right w:type="dxa" w:w="160"/>
             </w:tcMar>
-          </w:tcPr>
-          <w:p>
-            <w:pPr>
-              <w:spacing w:after="60"/>
-            </w:pPr>
-            <w:r>
-              <w:rPr>
-                <w:b/>
-                <w:bCs/>
-                <w:color w:val="B7892B"/>
-                <w:sz w:val="22"/>
-                <w:szCs w:val="22"/>
-              </w:rPr>
-              <w:t xml:space="preserve">À copier-coller</w:t>
-            </w:r>
-          </w:p>
-          <w:p>
-            <w:pPr>
-              <w:keepNext w:val="false"/>
-              <w:keepLines/>
-              <w:widowControl/>
-              <w:spacing w:after="88" w:line="256"/>
-            </w:pPr>
-            <w:r>
-              <w:t xml:space="preserve">Avant de commencer, pose-moi les questions dont tu as besoin pour bien faire — une à la fois — et attends mes réponses avant de travailler.</w:t>
-            </w:r>
-          </w:p>
-        </w:tc>
-      </w:tr>
-    </w:tbl>
-    <w:p>
-      <w:pPr>
-        <w:keepNext w:val="false"/>
-        <w:keepLines/>
-        <w:widowControl/>
-        <w:spacing w:after="88" w:line="256"/>
-      </w:pPr>
-      <w:r>
-        <w:t xml:space="preserve">Deuxième moitié : pour tout ce qui est important, faites montrer le plan avant d'agir. « Montre-moi ton plan d'abord et attends mon feu vert » transforme un coup risqué en quelque chose que vous pilotez.</w:t>
-      </w:r>
-    </w:p>
-    <w:p>
-      <w:pPr>
-        <w:pStyle w:val="Heading2"/>
-        <w:keepNext/>
-        <w:keepLines/>
-      </w:pPr>
-      <w:r>
-        <w:t xml:space="preserve">5.2 Ne croyez jamais une réponse assurée — faites vérifier</w:t>
-      </w:r>
-    </w:p>
-    <w:p>
-      <w:pPr>
-        <w:keepNext/>
-        <w:keepLines/>
-        <w:widowControl/>
-        <w:spacing w:after="88" w:line="256"/>
-      </w:pPr>
-      <w:r>
-        <w:t xml:space="preserve">Claude semble aussi sûr quand il a tort que quand il a raison. La confiance est un réglage, pas une vérification. Traitez une réponse fluide comme un brouillon, pas un verdict.</w:t>
-      </w:r>
-    </w:p>
-    <w:p>
-      <w:pPr>
-        <w:pStyle w:val="ListParagraph"/>
-        <w:keepNext w:val="false"/>
-        <w:keepLines/>
-        <w:widowControl/>
-        <w:numPr>
-          <w:ilvl w:val="0"/>
-          <w:numId w:val="6"/>
-        </w:numPr>
-        <w:spacing w:after="40" w:line="252"/>
-      </w:pPr>
-      <w:r>
-        <w:rPr>
-          <w:b/>
-          <w:bCs/>
-        </w:rPr>
-        <w:t xml:space="preserve">Gardez Web Search activé </w:t>
-      </w:r>
-      <w:r>
-        <w:t xml:space="preserve">pour qu'il vérifie sur des sources réelles au lieu de deviner.</w:t>
-      </w:r>
-    </w:p>
-    <w:p>
-      <w:pPr>
-        <w:pStyle w:val="ListParagraph"/>
-        <w:keepNext w:val="false"/>
-        <w:keepLines/>
-        <w:widowControl/>
-        <w:numPr>
-          <w:ilvl w:val="0"/>
-          <w:numId w:val="6"/>
-        </w:numPr>
-        <w:spacing w:after="40" w:line="252"/>
-      </w:pPr>
-      <w:r>
-        <w:rPr>
-          <w:b/>
-          <w:bCs/>
-        </w:rPr>
-        <w:t xml:space="preserve">Demandez-lui de s'auto-vérifier : </w:t>
-      </w:r>
-      <w:r>
-        <w:t xml:space="preserve">« Vérifie ta propre réponse avant que je m'y fie. Contrôle les faits et dis-moi ce dont tu n'es pas sûr. »</w:t>
-      </w:r>
-    </w:p>
-    <w:p>
-      <w:pPr>
-        <w:keepNext w:val="false"/>
-        <w:keepLines/>
-        <w:widowControl/>
-        <w:spacing w:after="88" w:line="256"/>
-      </w:pPr>
-      <w:r>
-        <w:t xml:space="preserve">Dernier piège : Claude est </w:t>
-      </w:r>
-      <w:r>
-        <w:rPr>
-          <w:b/>
-          <w:bCs/>
-        </w:rPr>
-        <w:t xml:space="preserve">complaisant</w:t>
-      </w:r>
-      <w:r>
-        <w:t xml:space="preserve"> — si vous le contredisez, il peut céder même quand il avait raison. Ne prenez pas son accord pour une preuve.</w:t>
-      </w:r>
-    </w:p>
-    <w:tbl>
-      <w:tblPr>
-        <w:tblW w:type="dxa" w:w="9026"/>
-        <w:tblBorders>
-          <w:top w:val="single" w:color="auto" w:sz="4"/>
-          <w:left w:val="single" w:color="auto" w:sz="4"/>
-          <w:bottom w:val="single" w:color="auto" w:sz="4"/>
-          <w:right w:val="single" w:color="auto" w:sz="4"/>
-          <w:insideH w:val="single" w:color="auto" w:sz="4"/>
-          <w:insideV w:val="single" w:color="auto" w:sz="4"/>
-        </w:tblBorders>
-      </w:tblPr>
-      <w:tblGrid>
-        <w:gridCol w:w="9026"/>
-      </w:tblGrid>
-      <w:tr>
-        <w:trPr>
-          <w:cantSplit/>
-        </w:trPr>
-        <w:tc>
-          <w:tcPr>
-            <w:tcW w:type="dxa" w:w="9026"/>
-            <w:tcBorders>
-              <w:top w:val="single" w:color="B23A3A" w:sz="2"/>
-              <w:left w:val="single" w:color="B23A3A" w:sz="18"/>
-              <w:bottom w:val="single" w:color="B23A3A" w:sz="2"/>
-              <w:right w:val="single" w:color="B23A3A" w:sz="2"/>
-            </w:tcBorders>
-            <w:shd w:fill="FBEAEA" w:val="clear"/>
-            <w:tcMar>
-              <w:top w:type="dxa" w:w="120"/>
-              <w:left w:type="dxa" w:w="200"/>
-              <w:bottom w:type="dxa" w:w="120"/>
-              <w:right w:type="dxa" w:w="160"/>
-            </w:tcMar>
+            <w:vAlign w:val="center"/>
           </w:tcPr>
           <w:p>
             <w:pPr>
@@ -4276,6 +4681,7 @@
     </w:p>
     <w:tbl>
       <w:tblPr>
+        <w:tblLayout w:type="fixed"/>
         <w:tblW w:type="dxa" w:w="9026"/>
         <w:tblBorders>
           <w:top w:val="single" w:color="auto" w:sz="4"/>
@@ -4287,7 +4693,8 @@
         </w:tblBorders>
       </w:tblPr>
       <w:tblGrid>
-        <w:gridCol w:w="9026"/>
+        <w:gridCol w:w="1150"/>
+        <w:gridCol w:w="7876"/>
       </w:tblGrid>
       <w:tr>
         <w:trPr>
@@ -4295,11 +4702,69 @@
         </w:trPr>
         <w:tc>
           <w:tcPr>
-            <w:tcW w:type="dxa" w:w="9026"/>
+            <w:tcW w:type="dxa" w:w="1150"/>
             <w:tcBorders>
               <w:top w:val="single" w:color="B23A3A" w:sz="2"/>
               <w:left w:val="single" w:color="B23A3A" w:sz="18"/>
               <w:bottom w:val="single" w:color="B23A3A" w:sz="2"/>
+              <w:right w:val="nil"/>
+            </w:tcBorders>
+            <w:shd w:fill="FBEAEA" w:val="clear"/>
+            <w:tcMar>
+              <w:top w:type="dxa" w:w="80"/>
+              <w:left w:type="dxa" w:w="120"/>
+              <w:bottom w:type="dxa" w:w="80"/>
+              <w:right w:type="dxa" w:w="60"/>
+            </w:tcMar>
+            <w:vAlign w:val="center"/>
+          </w:tcPr>
+          <w:p>
+            <w:pPr>
+              <w:spacing w:after="0"/>
+              <w:jc w:val="center"/>
+            </w:pPr>
+            <w:r>
+              <w:drawing>
+                <wp:inline distT="0" distB="0" distL="0" distR="0">
+                  <wp:extent cx="409846" cy="576000"/>
+                  <wp:docPr id="907" name="Mascot 7" descr="Mascot"/>
+                  <a:graphic xmlns:a="http://schemas.openxmlformats.org/drawingml/2006/main">
+                    <a:graphicData uri="http://schemas.openxmlformats.org/drawingml/2006/picture">
+                      <pic:pic xmlns:pic="http://schemas.openxmlformats.org/drawingml/2006/picture">
+                        <pic:nvPicPr>
+                          <pic:cNvPr id="907" name="img7.png"/>
+                          <pic:cNvPicPr/>
+                        </pic:nvPicPr>
+                        <pic:blipFill>
+                          <a:blip r:embed="rIdImg7"/>
+                          <a:stretch>
+                            <a:fillRect/>
+                          </a:stretch>
+                        </pic:blipFill>
+                        <pic:spPr>
+                          <a:xfrm>
+                            <a:off x="0" y="0"/>
+                            <a:ext cx="409846" cy="576000"/>
+                          </a:xfrm>
+                          <a:prstGeom prst="rect">
+                            <a:avLst/>
+                          </a:prstGeom>
+                        </pic:spPr>
+                      </pic:pic>
+                    </a:graphicData>
+                  </a:graphic>
+                </wp:inline>
+              </w:drawing>
+            </w:r>
+          </w:p>
+        </w:tc>
+        <w:tc>
+          <w:tcPr>
+            <w:tcW w:type="dxa" w:w="7876"/>
+            <w:tcBorders>
+              <w:top w:val="single" w:color="B23A3A" w:sz="2"/>
+              <w:left w:val="nil"/>
+              <w:bottom w:val="single" w:color="B23A3A" w:sz="2"/>
               <w:right w:val="single" w:color="B23A3A" w:sz="2"/>
             </w:tcBorders>
             <w:shd w:fill="FBEAEA" w:val="clear"/>
@@ -4309,6 +4774,7 @@
               <w:bottom w:type="dxa" w:w="120"/>
               <w:right w:type="dxa" w:w="160"/>
             </w:tcMar>
+            <w:vAlign w:val="center"/>
           </w:tcPr>
           <w:p>
             <w:pPr>
@@ -4415,6 +4881,7 @@
     </w:p>
     <w:tbl>
       <w:tblPr>
+        <w:tblLayout w:type="fixed"/>
         <w:tblW w:type="dxa" w:w="9026"/>
         <w:tblBorders>
           <w:top w:val="single" w:color="auto" w:sz="4"/>
@@ -4426,7 +4893,8 @@
         </w:tblBorders>
       </w:tblPr>
       <w:tblGrid>
-        <w:gridCol w:w="9026"/>
+        <w:gridCol w:w="1150"/>
+        <w:gridCol w:w="7876"/>
       </w:tblGrid>
       <w:tr>
         <w:trPr>
@@ -4434,11 +4902,69 @@
         </w:trPr>
         <w:tc>
           <w:tcPr>
-            <w:tcW w:type="dxa" w:w="9026"/>
+            <w:tcW w:type="dxa" w:w="1150"/>
             <w:tcBorders>
               <w:top w:val="single" w:color="B23A3A" w:sz="2"/>
               <w:left w:val="single" w:color="B23A3A" w:sz="18"/>
               <w:bottom w:val="single" w:color="B23A3A" w:sz="2"/>
+              <w:right w:val="nil"/>
+            </w:tcBorders>
+            <w:shd w:fill="FBEAEA" w:val="clear"/>
+            <w:tcMar>
+              <w:top w:type="dxa" w:w="80"/>
+              <w:left w:type="dxa" w:w="120"/>
+              <w:bottom w:type="dxa" w:w="80"/>
+              <w:right w:type="dxa" w:w="60"/>
+            </w:tcMar>
+            <w:vAlign w:val="center"/>
+          </w:tcPr>
+          <w:p>
+            <w:pPr>
+              <w:spacing w:after="0"/>
+              <w:jc w:val="center"/>
+            </w:pPr>
+            <w:r>
+              <w:drawing>
+                <wp:inline distT="0" distB="0" distL="0" distR="0">
+                  <wp:extent cx="409846" cy="576000"/>
+                  <wp:docPr id="908" name="Mascot 8" descr="Mascot"/>
+                  <a:graphic xmlns:a="http://schemas.openxmlformats.org/drawingml/2006/main">
+                    <a:graphicData uri="http://schemas.openxmlformats.org/drawingml/2006/picture">
+                      <pic:pic xmlns:pic="http://schemas.openxmlformats.org/drawingml/2006/picture">
+                        <pic:nvPicPr>
+                          <pic:cNvPr id="908" name="img8.png"/>
+                          <pic:cNvPicPr/>
+                        </pic:nvPicPr>
+                        <pic:blipFill>
+                          <a:blip r:embed="rIdImg8"/>
+                          <a:stretch>
+                            <a:fillRect/>
+                          </a:stretch>
+                        </pic:blipFill>
+                        <pic:spPr>
+                          <a:xfrm>
+                            <a:off x="0" y="0"/>
+                            <a:ext cx="409846" cy="576000"/>
+                          </a:xfrm>
+                          <a:prstGeom prst="rect">
+                            <a:avLst/>
+                          </a:prstGeom>
+                        </pic:spPr>
+                      </pic:pic>
+                    </a:graphicData>
+                  </a:graphic>
+                </wp:inline>
+              </w:drawing>
+            </w:r>
+          </w:p>
+        </w:tc>
+        <w:tc>
+          <w:tcPr>
+            <w:tcW w:type="dxa" w:w="7876"/>
+            <w:tcBorders>
+              <w:top w:val="single" w:color="B23A3A" w:sz="2"/>
+              <w:left w:val="nil"/>
+              <w:bottom w:val="single" w:color="B23A3A" w:sz="2"/>
               <w:right w:val="single" w:color="B23A3A" w:sz="2"/>
             </w:tcBorders>
             <w:shd w:fill="FBEAEA" w:val="clear"/>
@@ -4448,6 +4974,7 @@
               <w:bottom w:type="dxa" w:w="120"/>
               <w:right w:type="dxa" w:w="160"/>
             </w:tcMar>
+            <w:vAlign w:val="center"/>
           </w:tcPr>
           <w:p>
             <w:pPr>
@@ -5344,6 +5871,7 @@
     </w:p>
     <w:tbl>
       <w:tblPr>
+        <w:tblLayout w:type="fixed"/>
         <w:tblW w:type="dxa" w:w="9026"/>
         <w:tblBorders>
           <w:top w:val="single" w:color="auto" w:sz="4"/>
@@ -5355,7 +5883,8 @@
         </w:tblBorders>
       </w:tblPr>
       <w:tblGrid>
-        <w:gridCol w:w="9026"/>
+        <w:gridCol w:w="1150"/>
+        <w:gridCol w:w="7876"/>
       </w:tblGrid>
       <w:tr>
         <w:trPr>
@@ -5363,11 +5892,69 @@
         </w:trPr>
         <w:tc>
           <w:tcPr>
-            <w:tcW w:type="dxa" w:w="9026"/>
+            <w:tcW w:type="dxa" w:w="1150"/>
             <w:tcBorders>
               <w:top w:val="single" w:color="B23A3A" w:sz="2"/>
               <w:left w:val="single" w:color="B23A3A" w:sz="18"/>
               <w:bottom w:val="single" w:color="B23A3A" w:sz="2"/>
+              <w:right w:val="nil"/>
+            </w:tcBorders>
+            <w:shd w:fill="FBEAEA" w:val="clear"/>
+            <w:tcMar>
+              <w:top w:type="dxa" w:w="80"/>
+              <w:left w:type="dxa" w:w="120"/>
+              <w:bottom w:type="dxa" w:w="80"/>
+              <w:right w:type="dxa" w:w="60"/>
+            </w:tcMar>
+            <w:vAlign w:val="center"/>
+          </w:tcPr>
+          <w:p>
+            <w:pPr>
+              <w:spacing w:after="0"/>
+              <w:jc w:val="center"/>
+            </w:pPr>
+            <w:r>
+              <w:drawing>
+                <wp:inline distT="0" distB="0" distL="0" distR="0">
+                  <wp:extent cx="409846" cy="576000"/>
+                  <wp:docPr id="909" name="Mascot 9" descr="Mascot"/>
+                  <a:graphic xmlns:a="http://schemas.openxmlformats.org/drawingml/2006/main">
+                    <a:graphicData uri="http://schemas.openxmlformats.org/drawingml/2006/picture">
+                      <pic:pic xmlns:pic="http://schemas.openxmlformats.org/drawingml/2006/picture">
+                        <pic:nvPicPr>
+                          <pic:cNvPr id="909" name="img9.png"/>
+                          <pic:cNvPicPr/>
+                        </pic:nvPicPr>
+                        <pic:blipFill>
+                          <a:blip r:embed="rIdImg9"/>
+                          <a:stretch>
+                            <a:fillRect/>
+                          </a:stretch>
+                        </pic:blipFill>
+                        <pic:spPr>
+                          <a:xfrm>
+                            <a:off x="0" y="0"/>
+                            <a:ext cx="409846" cy="576000"/>
+                          </a:xfrm>
+                          <a:prstGeom prst="rect">
+                            <a:avLst/>
+                          </a:prstGeom>
+                        </pic:spPr>
+                      </pic:pic>
+                    </a:graphicData>
+                  </a:graphic>
+                </wp:inline>
+              </w:drawing>
+            </w:r>
+          </w:p>
+        </w:tc>
+        <w:tc>
+          <w:tcPr>
+            <w:tcW w:type="dxa" w:w="7876"/>
+            <w:tcBorders>
+              <w:top w:val="single" w:color="B23A3A" w:sz="2"/>
+              <w:left w:val="nil"/>
+              <w:bottom w:val="single" w:color="B23A3A" w:sz="2"/>
               <w:right w:val="single" w:color="B23A3A" w:sz="2"/>
             </w:tcBorders>
             <w:shd w:fill="FBEAEA" w:val="clear"/>
@@ -5377,6 +5964,7 @@
               <w:bottom w:type="dxa" w:w="120"/>
               <w:right w:type="dxa" w:w="160"/>
             </w:tcMar>
+            <w:vAlign w:val="center"/>
           </w:tcPr>
           <w:p>
             <w:pPr>
@@ -6596,6 +7184,7 @@
     </w:tbl>
     <w:tbl>
       <w:tblPr>
+        <w:tblLayout w:type="fixed"/>
         <w:tblW w:type="dxa" w:w="9026"/>
         <w:tblBorders>
           <w:top w:val="single" w:color="auto" w:sz="4"/>
@@ -6607,7 +7196,8 @@
         </w:tblBorders>
       </w:tblPr>
       <w:tblGrid>
-        <w:gridCol w:w="9026"/>
+        <w:gridCol w:w="1150"/>
+        <w:gridCol w:w="7876"/>
       </w:tblGrid>
       <w:tr>
         <w:trPr>
@@ -6615,11 +7205,69 @@
         </w:trPr>
         <w:tc>
           <w:tcPr>
-            <w:tcW w:type="dxa" w:w="9026"/>
+            <w:tcW w:type="dxa" w:w="1150"/>
             <w:tcBorders>
               <w:top w:val="single" w:color="2E7D32" w:sz="2"/>
               <w:left w:val="single" w:color="2E7D32" w:sz="18"/>
               <w:bottom w:val="single" w:color="2E7D32" w:sz="2"/>
+              <w:right w:val="nil"/>
+            </w:tcBorders>
+            <w:shd w:fill="EAF3EA" w:val="clear"/>
+            <w:tcMar>
+              <w:top w:type="dxa" w:w="80"/>
+              <w:left w:type="dxa" w:w="120"/>
+              <w:bottom w:type="dxa" w:w="80"/>
+              <w:right w:type="dxa" w:w="60"/>
+            </w:tcMar>
+            <w:vAlign w:val="center"/>
+          </w:tcPr>
+          <w:p>
+            <w:pPr>
+              <w:spacing w:after="0"/>
+              <w:jc w:val="center"/>
+            </w:pPr>
+            <w:r>
+              <w:drawing>
+                <wp:inline distT="0" distB="0" distL="0" distR="0">
+                  <wp:extent cx="387692" cy="576000"/>
+                  <wp:docPr id="910" name="Mascot 10" descr="Mascot"/>
+                  <a:graphic xmlns:a="http://schemas.openxmlformats.org/drawingml/2006/main">
+                    <a:graphicData uri="http://schemas.openxmlformats.org/drawingml/2006/picture">
+                      <pic:pic xmlns:pic="http://schemas.openxmlformats.org/drawingml/2006/picture">
+                        <pic:nvPicPr>
+                          <pic:cNvPr id="910" name="img10.png"/>
+                          <pic:cNvPicPr/>
+                        </pic:nvPicPr>
+                        <pic:blipFill>
+                          <a:blip r:embed="rIdImg10"/>
+                          <a:stretch>
+                            <a:fillRect/>
+                          </a:stretch>
+                        </pic:blipFill>
+                        <pic:spPr>
+                          <a:xfrm>
+                            <a:off x="0" y="0"/>
+                            <a:ext cx="387692" cy="576000"/>
+                          </a:xfrm>
+                          <a:prstGeom prst="rect">
+                            <a:avLst/>
+                          </a:prstGeom>
+                        </pic:spPr>
+                      </pic:pic>
+                    </a:graphicData>
+                  </a:graphic>
+                </wp:inline>
+              </w:drawing>
+            </w:r>
+          </w:p>
+        </w:tc>
+        <w:tc>
+          <w:tcPr>
+            <w:tcW w:type="dxa" w:w="7876"/>
+            <w:tcBorders>
+              <w:top w:val="single" w:color="2E7D32" w:sz="2"/>
+              <w:left w:val="nil"/>
+              <w:bottom w:val="single" w:color="2E7D32" w:sz="2"/>
               <w:right w:val="single" w:color="2E7D32" w:sz="2"/>
             </w:tcBorders>
             <w:shd w:fill="EAF3EA" w:val="clear"/>
@@ -6629,6 +7277,7 @@
               <w:bottom w:type="dxa" w:w="120"/>
               <w:right w:type="dxa" w:w="160"/>
             </w:tcMar>
+            <w:vAlign w:val="center"/>
           </w:tcPr>
           <w:p>
             <w:pPr>
@@ -6786,6 +7435,7 @@
     </w:p>
     <w:tbl>
       <w:tblPr>
+        <w:tblLayout w:type="fixed"/>
         <w:tblW w:type="dxa" w:w="9026"/>
         <w:tblBorders>
           <w:top w:val="single" w:color="auto" w:sz="4"/>
@@ -6797,7 +7447,8 @@
         </w:tblBorders>
       </w:tblPr>
       <w:tblGrid>
-        <w:gridCol w:w="9026"/>
+        <w:gridCol w:w="1150"/>
+        <w:gridCol w:w="7876"/>
       </w:tblGrid>
       <w:tr>
         <w:trPr>
@@ -6805,11 +7456,69 @@
         </w:trPr>
         <w:tc>
           <w:tcPr>
-            <w:tcW w:type="dxa" w:w="9026"/>
+            <w:tcW w:type="dxa" w:w="1150"/>
             <w:tcBorders>
               <w:top w:val="single" w:color="B23A3A" w:sz="2"/>
               <w:left w:val="single" w:color="B23A3A" w:sz="18"/>
               <w:bottom w:val="single" w:color="B23A3A" w:sz="2"/>
+              <w:right w:val="nil"/>
+            </w:tcBorders>
+            <w:shd w:fill="FBEAEA" w:val="clear"/>
+            <w:tcMar>
+              <w:top w:type="dxa" w:w="80"/>
+              <w:left w:type="dxa" w:w="120"/>
+              <w:bottom w:type="dxa" w:w="80"/>
+              <w:right w:type="dxa" w:w="60"/>
+            </w:tcMar>
+            <w:vAlign w:val="center"/>
+          </w:tcPr>
+          <w:p>
+            <w:pPr>
+              <w:spacing w:after="0"/>
+              <w:jc w:val="center"/>
+            </w:pPr>
+            <w:r>
+              <w:drawing>
+                <wp:inline distT="0" distB="0" distL="0" distR="0">
+                  <wp:extent cx="409846" cy="576000"/>
+                  <wp:docPr id="911" name="Mascot 11" descr="Mascot"/>
+                  <a:graphic xmlns:a="http://schemas.openxmlformats.org/drawingml/2006/main">
+                    <a:graphicData uri="http://schemas.openxmlformats.org/drawingml/2006/picture">
+                      <pic:pic xmlns:pic="http://schemas.openxmlformats.org/drawingml/2006/picture">
+                        <pic:nvPicPr>
+                          <pic:cNvPr id="911" name="img11.png"/>
+                          <pic:cNvPicPr/>
+                        </pic:nvPicPr>
+                        <pic:blipFill>
+                          <a:blip r:embed="rIdImg11"/>
+                          <a:stretch>
+                            <a:fillRect/>
+                          </a:stretch>
+                        </pic:blipFill>
+                        <pic:spPr>
+                          <a:xfrm>
+                            <a:off x="0" y="0"/>
+                            <a:ext cx="409846" cy="576000"/>
+                          </a:xfrm>
+                          <a:prstGeom prst="rect">
+                            <a:avLst/>
+                          </a:prstGeom>
+                        </pic:spPr>
+                      </pic:pic>
+                    </a:graphicData>
+                  </a:graphic>
+                </wp:inline>
+              </w:drawing>
+            </w:r>
+          </w:p>
+        </w:tc>
+        <w:tc>
+          <w:tcPr>
+            <w:tcW w:type="dxa" w:w="7876"/>
+            <w:tcBorders>
+              <w:top w:val="single" w:color="B23A3A" w:sz="2"/>
+              <w:left w:val="nil"/>
+              <w:bottom w:val="single" w:color="B23A3A" w:sz="2"/>
               <w:right w:val="single" w:color="B23A3A" w:sz="2"/>
             </w:tcBorders>
             <w:shd w:fill="FBEAEA" w:val="clear"/>
@@ -6819,6 +7528,7 @@
               <w:bottom w:type="dxa" w:w="120"/>
               <w:right w:type="dxa" w:w="160"/>
             </w:tcMar>
+            <w:vAlign w:val="center"/>
           </w:tcPr>
           <w:p>
             <w:pPr>

--- a/source/fr/1-level-zero.docx
+++ b/source/fr/1-level-zero.docx
@@ -151,7 +151,7 @@
           <w:sz w:val="20"/>
           <w:szCs w:val="20"/>
         </w:rPr>
-        <w:t xml:space="preserve">Version 3.3 — Septembre 2026</w:t>
+        <w:t xml:space="preserve">Version 3.4 — Septembre 2026</w:t>
       </w:r>
     </w:p>
     <w:p>
@@ -434,7 +434,7 @@
               <w:spacing w:after="88" w:line="256"/>
             </w:pPr>
             <w:r>
-              <w:t xml:space="preserve">Tout ici reflète Claude en août 2026 : les familles de modèles Opus, Sonnet, Haiku et Fable (vérifié à nouveau le 28 septembre 2026 : Opus 5.5, Sonnet 5, Haiku 4.5 et Fable 5.1), l'app de bureau Cowork, et le nouvel accueil unifié qui montre Chat, Cowork et vos Projects dans une seule barre latérale. Anthropic publie des mises à jour très vite — souvent en jours, pas en mois — donc un écran, un nom de menu ou un numéro de modèle a pu déjà bouger. Quand ce que vous voyez ne correspond pas à cette page, fiez-vous à l'app et à claude.com. Les idées et les habitudes de ce livre restent vraies même quand les boutons changent de place.</w:t>
+              <w:t xml:space="preserve">Tout ici reflète l'app Claude telle que vérifiée le 29 septembre 2026 : les modèles Opus 5.5, Sonnet 5.5, Haiku 4.5 et Fable 5.1, et la nouvelle app unique où Chat et Cowork partagent une seule zone de message. Anthropic publie des mises à jour très vite — souvent en jours, pas en mois — donc un écran, un nom de menu ou un numéro de modèle a pu déjà bouger. Quand ce que vous voyez ne correspond pas à cette page, fiez-vous à l'app et à claude.com. Les idées et les habitudes de ce livre restent vraies même quand les boutons changent de place.</w:t>
             </w:r>
           </w:p>
         </w:tc>
@@ -481,7 +481,7 @@
                 <w:sz w:val="22"/>
                 <w:szCs w:val="22"/>
               </w:rPr>
-              <w:t xml:space="preserve">Chat et Cowork deviennent une seule app</w:t>
+              <w:t xml:space="preserve">Chat et Cowork sont désormais une seule app</w:t>
             </w:r>
           </w:p>
           <w:p>
@@ -491,7 +491,7 @@
               <w:spacing w:after="60" w:line="262"/>
             </w:pPr>
             <w:r>
-              <w:t xml:space="preserve">Depuis fin septembre 2026, Anthropic fusionne Chat et Cowork en une seule app Claude, d'abord sur Pro et Max. Là où ce guide parle de Cowork, vous verrez peut-être simplement Claude. Les idées et les habitudes restent les mêmes.</w:t>
+              <w:t xml:space="preserve">Depuis fin septembre 2026, Chat et Cowork partagent une seule zone de message, avec un sélecteur Chat | Cowork juste en dessous (d'abord sur Pro et Max, les autres forfaits suivent). Cette édition est écrite pour cette nouvelle app.</w:t>
             </w:r>
           </w:p>
         </w:tc>
@@ -611,7 +611,7 @@
                 <w:sz w:val="22"/>
                 <w:szCs w:val="22"/>
               </w:rPr>
-              <w:t xml:space="preserve">Nouveautés de la version 3.3</w:t>
+              <w:t xml:space="preserve">Nouveautés de la version 3.4</w:t>
             </w:r>
           </w:p>
           <w:p>
@@ -622,7 +622,7 @@
               <w:spacing w:after="88" w:line="256"/>
             </w:pPr>
             <w:r>
-              <w:t xml:space="preserve">Ajouts : un guide « Commencez ici » de deux pages pour les vrais débutants ; une voie pour le forfait gratuit au chapitre 1 ; une courte explication de chaque mot technique à sa première apparition ; un glossaire classé par thème. Mises à jour : les règles tirées de mon expérience sont désormais présentées comme telles, pas comme des faits.</w:t>
+              <w:t xml:space="preserve">Réécrit pour la nouvelle app Claude, vérifiée le 29 septembre 2026 : Chat et Cowork dans une seule zone de message, Effort au lieu d'Extended Thinking, Web search dans le menu +, Scheduled et Devices. Modèles actuels : Opus 5.5, Sonnet 5.5, Haiku 4.5, Fable 5.1.</w:t>
             </w:r>
           </w:p>
         </w:tc>
@@ -832,7 +832,7 @@
               <w:t xml:space="preserve">claude.ai</w:t>
             </w:r>
             <w:r>
-              <w:t xml:space="preserve"> et démarrez une conversation.</w:t>
+              <w:t xml:space="preserve"> et démarrez une conversation (le sélecteur sous la zone de message reste sur Chat).</w:t>
             </w:r>
           </w:p>
           <w:p>
@@ -890,7 +890,7 @@
         <w:t xml:space="preserve">Installez et connectez-vous. </w:t>
       </w:r>
       <w:r>
-        <w:t xml:space="preserve">Téléchargez l'app de bureau sur claude.com/download (Windows ou macOS) et connectez-vous avec un forfait payant.</w:t>
+        <w:t xml:space="preserve">Téléchargez l'app de bureau sur claude.com/download (Windows ou macOS) et connectez-vous avec un forfait payant. Le travail sur vos fichiers tourne toujours sur votre PC, via cette app.</w:t>
       </w:r>
     </w:p>
     <w:p>
@@ -913,7 +913,7 @@
         <w:t xml:space="preserve">Réglez le moteur. </w:t>
       </w:r>
       <w:r>
-        <w:t xml:space="preserve">Choisissez le modèle Opus (le plus performant), et activez Extended Thinking (Claude réfléchit avant de répondre) et Web Search (il vérifie les faits en ligne).</w:t>
+        <w:t xml:space="preserve">Cliquez sur le nom du modèle à côté de la zone de message, choisissez Opus (le modèle de tous les jours pour le travail sérieux), et laissez Effort sur Medium (l'intensité de la réflexion de Claude avant de répondre). Dans le menu +, vérifiez que Web search (il vérifie les faits en ligne) est coché.</w:t>
       </w:r>
     </w:p>
     <w:p>
@@ -933,7 +933,7 @@
           <w:b/>
           <w:bCs/>
         </w:rPr>
-        <w:t xml:space="preserve">Ouvrez Cowork (Claude qui travaille sur les fichiers d'un dossier) et pointez-le vers un dossier </w:t>
+        <w:t xml:space="preserve">Passez sur Cowork sous la zone de message (Claude qui travaille sur les fichiers d'un dossier) et choisissez un dossier </w:t>
       </w:r>
       <w:r>
         <w:t xml:space="preserve">contenant un document que vous connaissez — un PDF ou un fichier Word.</w:t>
@@ -1152,7 +1152,7 @@
         <w:spacing w:after="88" w:line="256"/>
       </w:pPr>
       <w:r>
-        <w:t xml:space="preserve">La plupart des gens rencontrent Claude comme une zone de discussion : on tape une question, on obtient une réponse, on passe à autre chose. C'est comme un smartphone qui ne servirait qu'à téléphoner. Claude n'est pas une seule chose — c'est une petite famille de produits qui partagent le même cerveau mais font des métiers très différents.</w:t>
+        <w:t xml:space="preserve">La plupart des gens rencontrent Claude comme une zone de discussion : on tape une question, on obtient une réponse, on passe à autre chose. C'est comme un smartphone qui ne servirait qu'à téléphoner. Claude est une seule app avec un seul cerveau, mais il peut faire des métiers très différents. Le sélecteur sous la zone de message (Chat | Cowork) et quelques menus décident du métier qu'il fait.</w:t>
       </w:r>
     </w:p>
     <w:p>
@@ -1350,7 +1350,7 @@
                 <w:sz w:val="21"/>
                 <w:szCs w:val="21"/>
               </w:rPr>
-              <w:t xml:space="preserve">La conversation sur claude.ai ou dans l'app de bureau.</w:t>
+              <w:t xml:space="preserve">Le côté Chat de la zone de message, sur le site, l'app de bureau ou le téléphone.</w:t>
             </w:r>
           </w:p>
         </w:tc>
@@ -1486,7 +1486,7 @@
                 <w:sz w:val="21"/>
                 <w:szCs w:val="21"/>
               </w:rPr>
-              <w:t xml:space="preserve">Un agent de bureau qui travaille dans un dossier de votre PC.</w:t>
+              <w:t xml:space="preserve">Le côté Cowork de la même zone : Claude travaille sur les fichiers d'un dossier de votre PC.</w:t>
             </w:r>
           </w:p>
         </w:tc>
@@ -1672,7 +1672,7 @@
         <w:t xml:space="preserve">savoir quel visage choisir.</w:t>
       </w:r>
       <w:r>
-        <w:t xml:space="preserve"> Un rapport relève de Cowork. Un script relève de Code. Une tâche hebdomadaire répétée relève d'un Project.</w:t>
+        <w:t xml:space="preserve"> Un rapport relève de Cowork. Un script relève de Code. Une tâche hebdomadaire répétée relève d'un Project ou de Scheduled.</w:t>
       </w:r>
     </w:p>
     <w:p>
@@ -2212,7 +2212,7 @@
         <w:t xml:space="preserve">Téléchargez l'app de bureau </w:t>
       </w:r>
       <w:r>
-        <w:t xml:space="preserve">sur claude.com/download (Windows ou macOS). Cowork vit dans l'app, pas sur le site.</w:t>
+        <w:t xml:space="preserve">sur claude.com/download (Windows ou macOS). Vous pouvez aussi lancer Cowork sur le site ou votre téléphone, mais le travail sur vos fichiers tourne sur votre PC via l'app de bureau (menu + → Devices indique quel ordinateur).</w:t>
       </w:r>
     </w:p>
     <w:p>
@@ -2320,10 +2320,10 @@
           <w:b/>
           <w:bCs/>
         </w:rPr>
-        <w:t xml:space="preserve">Choisissez un modèle. </w:t>
-      </w:r>
-      <w:r>
-        <w:t xml:space="preserve">C'est le moteur. Dans une conversation normale (Chat) vous pouvez changer de modèle à chaque message — mais dans une conversation Cowork, le modèle se verrouille dès le premier message ; choisissez-le donc avant de commencer.</w:t>
+        <w:t xml:space="preserve">Choisissez un modèle et son effort. </w:t>
+      </w:r>
+      <w:r>
+        <w:t xml:space="preserve">Cliquez sur le nom du modèle à côté de la zone de message. Le modèle est le moteur ; Effort, c'est l'intensité de sa réflexion. Dans une conversation normale (Chat) vous pouvez changer de modèle à chaque message — mais dans une tâche Cowork, le modèle se verrouille dès le premier message ; choisissez-le donc avant de commencer.</w:t>
       </w:r>
     </w:p>
     <w:tbl>
@@ -2510,7 +2510,7 @@
                 <w:sz w:val="21"/>
                 <w:szCs w:val="21"/>
               </w:rPr>
-              <w:t xml:space="preserve">Sonnet (5)</w:t>
+              <w:t xml:space="preserve">Sonnet (5.5)</w:t>
             </w:r>
           </w:p>
         </w:tc>
@@ -2690,7 +2690,7 @@
               <w:spacing w:after="88" w:line="256"/>
             </w:pPr>
             <w:r>
-              <w:t xml:space="preserve">Dans Chat, vous changez de modèle entre messages. Dans une conversation Cowork, le modèle est fixé dès l'envoi du premier message — pour en changer, démarrez une nouvelle conversation (en perdant le contexte accumulé). Choisissez donc délibérément. Et un modèle plus performant (Opus) consomme plus de tokens que Sonnet ou Haiku.</w:t>
+              <w:t xml:space="preserve">Dans Chat, vous changez de modèle entre messages. Dans une tâche Cowork, le modèle est fixé dès l'envoi du premier message — pour en changer, démarrez une nouvelle tâche (en perdant le contexte accumulé). Choisissez donc délibérément. Et un modèle plus performant ou un Effort plus élevé donne de meilleures réponses, mais consomme davantage de votre quota.</w:t>
             </w:r>
           </w:p>
         </w:tc>
@@ -2820,7 +2820,7 @@
               <w:spacing w:after="88" w:line="256"/>
             </w:pPr>
             <w:r>
-              <w:t xml:space="preserve">Pensez en niveaux, pas en numéros : un petit rapide (Haiku), un équilibré (Sonnet), le plus capable (Opus), et une famille phare supérieure (Fable). Anthropic publie sans cesse de nouvelles versions — Fable 5.1, Opus 5.5 et Sonnet 5 sont tous arrivés en 2026 — donc les numéros exacts de cette page vont dériver. Ce que le sélecteur de modèle affiche aujourd'hui fait foi. Pour le vrai travail, prenez le modèle le plus capable dont vous disposez.</w:t>
+              <w:t xml:space="preserve">Pensez en niveaux, pas en numéros : un petit rapide (Haiku), un efficace pour les tâches simples (Sonnet), le modèle de tous les jours pour le travail complexe (Opus), et un modèle phare pour les défis les plus durs (Fable). Anthropic publie sans cesse de nouvelles versions — Fable 5.1, Opus 5.5 et Sonnet 5.5 sont tous arrivés en 2026 — donc les numéros exacts de cette page vont dériver. Ce que le sélecteur de modèle affiche aujourd'hui fait foi.</w:t>
             </w:r>
           </w:p>
         </w:tc>
@@ -2843,10 +2843,10 @@
           <w:b/>
           <w:bCs/>
         </w:rPr>
-        <w:t xml:space="preserve">Activez Extended Thinking et Web Search. </w:t>
-      </w:r>
-      <w:r>
-        <w:t xml:space="preserve">Extended Thinking fait réfléchir Claude avant de répondre. Web Search lui fait vérifier les faits — le meilleur remède contre les inventions. Laissez les deux activés.</w:t>
+        <w:t xml:space="preserve">Réglez Effort et gardez Web search activé. </w:t>
+      </w:r>
+      <w:r>
+        <w:t xml:space="preserve">Effort (Low, Medium, High, Extra, Max) indique combien Claude réfléchit avant de répondre ; Medium est recommandé, et les niveaux plus élevés sont plus lents et épuisent vos limites plus vite. Web search, une case à cocher dans le menu +, lui fait vérifier les faits au lieu de deviner — le meilleur remède contre les inventions.</w:t>
       </w:r>
     </w:p>
     <w:tbl>
@@ -2969,7 +2969,7 @@
               <w:spacing w:after="88" w:line="256"/>
             </w:pPr>
             <w:r>
-              <w:t xml:space="preserve">D'après mon expérience, Opus + Extended Thinking + Web Search activés font la plus grande différence sur vos résultats. Une minute à régler.</w:t>
+              <w:t xml:space="preserve">D'après mon expérience, Opus avec Effort sur Medium (High pour les tâches difficiles) et Web search activé fait la plus grande différence sur vos résultats. Une minute à régler.</w:t>
             </w:r>
           </w:p>
         </w:tc>
@@ -3718,10 +3718,10 @@
           <w:b/>
           <w:bCs/>
         </w:rPr>
-        <w:t xml:space="preserve">Gardez Web Search activé </w:t>
-      </w:r>
-      <w:r>
-        <w:t xml:space="preserve">pour qu'il vérifie sur des sources réelles au lieu de deviner.</w:t>
+        <w:t xml:space="preserve">Gardez Web search activé </w:t>
+      </w:r>
+      <w:r>
+        <w:t xml:space="preserve">(une case cochée dans le menu +) pour qu'il vérifie sur des sources réelles au lieu de deviner.</w:t>
       </w:r>
     </w:p>
     <w:p>
@@ -4241,7 +4241,7 @@
                 <w:sz w:val="21"/>
                 <w:szCs w:val="21"/>
               </w:rPr>
-              <w:t xml:space="preserve">Le site et l'app de bureau, c'est pareil.</w:t>
+              <w:t xml:space="preserve">Cowork, c'est seulement dans l'app de bureau.</w:t>
             </w:r>
           </w:p>
         </w:tc>
@@ -4262,7 +4262,7 @@
                 <w:sz w:val="21"/>
                 <w:szCs w:val="21"/>
               </w:rPr>
-              <w:t xml:space="preserve">L'app fait bien plus — Cowork et Code n'existent que là.</w:t>
+              <w:t xml:space="preserve">Vous pouvez lancer Cowork sur le site ou votre téléphone, mais le travail sur vos fichiers tourne sur votre PC via l'app de bureau. Installez-la.</w:t>
             </w:r>
           </w:p>
         </w:tc>
@@ -4855,7 +4855,7 @@
         <w:spacing w:after="88" w:line="256"/>
       </w:pPr>
       <w:r>
-        <w:t xml:space="preserve">Cowork est le plus grand changement dans l'usage de Claude. C'est une app de bureau qui pointe vers un dossier de votre ordinateur et le traite comme son espace de travail. Elle lit vos fichiers, en écrit de nouveaux, exécute du code en arrière-plan, et vous pose des questions avant toute action importante.</w:t>
+        <w:t xml:space="preserve">Cowork est le plus grand changement dans l'usage de Claude. Passez la zone de message sur Cowork et Claude travaille dans un dossier de votre ordinateur, qui devient son espace de travail. Il lit vos fichiers, en écrit de nouveaux, exécute du code en arrière-plan, et vous pose des questions avant toute action importante.</w:t>
       </w:r>
     </w:p>
     <w:p>
@@ -4876,7 +4876,7 @@
         <w:t xml:space="preserve">employé</w:t>
       </w:r>
       <w:r>
-        <w:t xml:space="preserve">. Vous décrivez le résultat, il lit les fichiers utiles, demande des précisions via un formulaire à cliquer, et revient avec un livrable. Mi-2026, c'est disponible sur tous les forfaits payants (Pro, Max, Team, Enterprise) via l'app de bureau pour Windows et macOS, qui partage désormais un accueil unique avec Chat — vos Projects sont dans la barre latérale de gauche, donc si l'un semble disparaître après une mise à jour, regardez-y ou utilisez la recherche.</w:t>
+        <w:t xml:space="preserve">. Vous décrivez le résultat, il lit les fichiers utiles, demande des précisions via un formulaire à cliquer, et revient avec un livrable. C'est disponible sur les forfaits payants (Pro, Max, Team et Enterprise). Vous pouvez lancer une tâche sur le site, votre téléphone ou l'app de bureau ; le travail sur vos fichiers tourne sur votre PC via l'app de bureau. Le menu + → Devices indique quel ordinateur.</w:t>
       </w:r>
     </w:p>
     <w:tbl>
@@ -5229,10 +5229,10 @@
           <w:b/>
           <w:bCs/>
         </w:rPr>
-        <w:t xml:space="preserve">Les tâches programmées </w:t>
-      </w:r>
-      <w:r>
-        <w:t xml:space="preserve">laissent une routine tourner seule — un résumé chaque jour ouvré à 7 h (votre ordinateur doit être allumé).</w:t>
+        <w:t xml:space="preserve">Scheduled </w:t>
+      </w:r>
+      <w:r>
+        <w:t xml:space="preserve">(dans la barre latérale de gauche) laisse une routine tourner seule — un résumé chaque jour ouvré à 7 h (votre ordinateur doit être allumé).</w:t>
       </w:r>
     </w:p>
     <w:p>
@@ -5252,10 +5252,10 @@
           <w:b/>
           <w:bCs/>
         </w:rPr>
-        <w:t xml:space="preserve">Dispatch </w:t>
-      </w:r>
-      <w:r>
-        <w:t xml:space="preserve">vous laisse confier une tâche depuis votre téléphone ; l'app de bureau fait le travail et vous ouvrez le résultat plus tard. Bêta sur Pro et Max ; nécessite l'app de bureau et l'app mobile.</w:t>
+        <w:t xml:space="preserve">Devices </w:t>
+      </w:r>
+      <w:r>
+        <w:t xml:space="preserve">(menu + dans Cowork) vous permet de lancer une tâche depuis votre téléphone ou le site et de choisir lequel de vos ordinateurs l'exécute ; l'app de bureau fait le travail et vous ouvrez le résultat plus tard.</w:t>
       </w:r>
     </w:p>
     <w:p>
@@ -5683,7 +5683,7 @@
                 <w:sz w:val="21"/>
                 <w:szCs w:val="21"/>
               </w:rPr>
-              <w:t xml:space="preserve">Aucune tâche programmée.</w:t>
+              <w:t xml:space="preserve">Rien sous Scheduled.</w:t>
             </w:r>
           </w:p>
         </w:tc>
@@ -6921,7 +6921,7 @@
               <w:spacing w:after="88" w:line="256"/>
             </w:pPr>
             <w:r>
-              <w:t xml:space="preserve">Nouveau dans Cowork (mi-2026) : ouvrez le menu + de l'app de bureau et choisissez « Record a skill ». Claude enregistre votre écran et votre voix pendant que vous faites la tâche une fois — vous expliquez vos choix à voix haute — et en fait un skill réutilisable. Aucune rédaction requise, la voie la plus facile pour un travail plus simple à montrer qu'à décrire, surtout les tâches de navigateur sans connector. N'enregistrez ni mots de passe, ni secrets, ni informations privées. Sur Pro, Max et Team.</w:t>
+              <w:t xml:space="preserve">Nouveau dans Cowork (mi-2026) : dans l'app de bureau, ouvrez le menu + et choisissez « Record a skill » (si vous le voyez). Claude enregistre votre écran et votre voix pendant que vous faites la tâche une fois — vous expliquez vos choix à voix haute — et en fait un skill réutilisable. Aucune rédaction requise, la voie la plus facile pour un travail plus simple à montrer qu'à décrire, surtout les tâches de navigateur sans connector. N'enregistrez ni mots de passe, ni secrets, ni informations privées.</w:t>
             </w:r>
           </w:p>
         </w:tc>
@@ -7430,7 +7430,7 @@
         <w:t xml:space="preserve">Vérifiez ce qui compte. </w:t>
       </w:r>
       <w:r>
-        <w:t xml:space="preserve">Pour les chiffres, le juridique ou l'argent, vérifiez la source — et gardez Web Search activé.</w:t>
+        <w:t xml:space="preserve">Pour les chiffres, le juridique ou l'argent, vérifiez la source — et gardez Web search activé.</w:t>
       </w:r>
     </w:p>
     <w:tbl>
@@ -8081,7 +8081,7 @@
         <w:spacing w:after="40" w:line="252"/>
       </w:pPr>
       <w:r>
-        <w:t xml:space="preserve">Mettez le modèle sur Opus ; activez Extended Thinking et Web Search.</w:t>
+        <w:t xml:space="preserve">Mettez le modèle sur Opus, Effort sur Medium ; vérifiez que Web search est coché dans le menu +.</w:t>
       </w:r>
     </w:p>
     <w:p>
@@ -8113,7 +8113,7 @@
         <w:spacing w:after="40" w:line="252"/>
       </w:pPr>
       <w:r>
-        <w:t xml:space="preserve">Ouvrez Cowork, pointez-le vers ce dossier.</w:t>
+        <w:t xml:space="preserve">Passez la zone de message sur Cowork et choisissez ce dossier.</w:t>
       </w:r>
     </w:p>
     <w:p>
@@ -8282,7 +8282,7 @@
               <w:spacing w:after="88" w:line="256"/>
             </w:pPr>
             <w:r>
-              <w:t xml:space="preserve">Vérifie ta propre réponse avant que je m'y fie. Contrôle les faits avec Web Search et dis-moi ce dont tu n'es pas sûr.</w:t>
+              <w:t xml:space="preserve">Vérifie ta propre réponse avant que je m'y fie. Contrôle les faits avec Web search et dis-moi ce dont tu n'es pas sûr.</w:t>
             </w:r>
           </w:p>
         </w:tc>
@@ -8747,7 +8747,7 @@
                 <w:sz w:val="21"/>
                 <w:szCs w:val="21"/>
               </w:rPr>
-              <w:t xml:space="preserve">Extended Thinking</w:t>
+              <w:t xml:space="preserve">Effort</w:t>
             </w:r>
           </w:p>
         </w:tc>
@@ -8771,7 +8771,7 @@
                 <w:sz w:val="21"/>
                 <w:szCs w:val="21"/>
               </w:rPr>
-              <w:t xml:space="preserve">Un mode où Claude réfléchit avant de répondre.</w:t>
+              <w:t xml:space="preserve">L'intensité de la réflexion de Claude avant de répondre : Low, Medium (recommandé), High, Extra, Max.</w:t>
             </w:r>
           </w:p>
         </w:tc>
@@ -8800,7 +8800,7 @@
                 <w:sz w:val="21"/>
                 <w:szCs w:val="21"/>
               </w:rPr>
-              <w:t xml:space="preserve">Web Search</w:t>
+              <w:t xml:space="preserve">Web search</w:t>
             </w:r>
           </w:p>
         </w:tc>
@@ -8824,7 +8824,7 @@
                 <w:sz w:val="21"/>
                 <w:szCs w:val="21"/>
               </w:rPr>
-              <w:t xml:space="preserve">Permet à Claude de vérifier les faits en ligne au lieu de deviner.</w:t>
+              <w:t xml:space="preserve">Permet à Claude de vérifier les faits en ligne au lieu de deviner. Une case à cocher dans le menu +.</w:t>
             </w:r>
           </w:p>
         </w:tc>
@@ -9031,7 +9031,7 @@
                 <w:sz w:val="21"/>
                 <w:szCs w:val="21"/>
               </w:rPr>
-              <w:t xml:space="preserve">L'agent de bureau qui travaille dans un dossier et produit des fichiers finis.</w:t>
+              <w:t xml:space="preserve">Le mode de la zone de message où Claude travaille dans un dossier et produit des fichiers finis.</w:t>
             </w:r>
           </w:p>
         </w:tc>
@@ -9691,7 +9691,7 @@
                 <w:sz w:val="21"/>
                 <w:szCs w:val="21"/>
               </w:rPr>
-              <w:t xml:space="preserve">Dispatch</w:t>
+              <w:t xml:space="preserve">Devices</w:t>
             </w:r>
           </w:p>
         </w:tc>
@@ -9715,7 +9715,7 @@
                 <w:sz w:val="21"/>
                 <w:szCs w:val="21"/>
               </w:rPr>
-              <w:t xml:space="preserve">Lancer une tâche Cowork depuis votre téléphone ; le PC fait le travail.</w:t>
+              <w:t xml:space="preserve">Choisir lequel de vos ordinateurs exécute une tâche Cowork (menu + → Devices).</w:t>
             </w:r>
           </w:p>
         </w:tc>
